--- a/tillsyn/A 58422-2025 tillsynsbegäran.docx
+++ b/tillsyn/A 58422-2025 tillsynsbegäran.docx
@@ -397,7 +397,7 @@
     <w:r>
       <w:tab/>
       <w:tab/>
-      <w:t>2025-11-25</w:t>
+      <w:t>2025-11-26</w:t>
       <w:br/>
       <w:br/>
     </w:r>

--- a/tillsyn/A 58422-2025 tillsynsbegäran.docx
+++ b/tillsyn/A 58422-2025 tillsynsbegäran.docx
@@ -397,7 +397,7 @@
     <w:r>
       <w:tab/>
       <w:tab/>
-      <w:t>2025-11-26</w:t>
+      <w:t>2025-11-27</w:t>
       <w:br/>
       <w:br/>
     </w:r>

--- a/tillsyn/A 58422-2025 tillsynsbegäran.docx
+++ b/tillsyn/A 58422-2025 tillsynsbegäran.docx
@@ -397,7 +397,7 @@
     <w:r>
       <w:tab/>
       <w:tab/>
-      <w:t>2025-11-27</w:t>
+      <w:t>2025-11-28</w:t>
       <w:br/>
       <w:br/>
     </w:r>

--- a/tillsyn/A 58422-2025 tillsynsbegäran.docx
+++ b/tillsyn/A 58422-2025 tillsynsbegäran.docx
@@ -397,7 +397,7 @@
     <w:r>
       <w:tab/>
       <w:tab/>
-      <w:t>2025-11-28</w:t>
+      <w:t>2025-11-29</w:t>
       <w:br/>
       <w:br/>
     </w:r>

--- a/tillsyn/A 58422-2025 tillsynsbegäran.docx
+++ b/tillsyn/A 58422-2025 tillsynsbegäran.docx
@@ -397,7 +397,7 @@
     <w:r>
       <w:tab/>
       <w:tab/>
-      <w:t>2025-11-29</w:t>
+      <w:t>2025-11-30</w:t>
       <w:br/>
       <w:br/>
     </w:r>

--- a/tillsyn/A 58422-2025 tillsynsbegäran.docx
+++ b/tillsyn/A 58422-2025 tillsynsbegäran.docx
@@ -397,7 +397,7 @@
     <w:r>
       <w:tab/>
       <w:tab/>
-      <w:t>2025-11-30</w:t>
+      <w:t>2025-12-01</w:t>
       <w:br/>
       <w:br/>
     </w:r>

--- a/tillsyn/A 58422-2025 tillsynsbegäran.docx
+++ b/tillsyn/A 58422-2025 tillsynsbegäran.docx
@@ -397,7 +397,7 @@
     <w:r>
       <w:tab/>
       <w:tab/>
-      <w:t>2025-12-01</w:t>
+      <w:t>2025-12-02</w:t>
       <w:br/>
       <w:br/>
     </w:r>

--- a/tillsyn/A 58422-2025 tillsynsbegäran.docx
+++ b/tillsyn/A 58422-2025 tillsynsbegäran.docx
@@ -397,7 +397,7 @@
     <w:r>
       <w:tab/>
       <w:tab/>
-      <w:t>2025-12-02</w:t>
+      <w:t>2025-12-03</w:t>
       <w:br/>
       <w:br/>
     </w:r>

--- a/tillsyn/A 58422-2025 tillsynsbegäran.docx
+++ b/tillsyn/A 58422-2025 tillsynsbegäran.docx
@@ -397,7 +397,7 @@
     <w:r>
       <w:tab/>
       <w:tab/>
-      <w:t>2025-12-03</w:t>
+      <w:t>2025-12-04</w:t>
       <w:br/>
       <w:br/>
     </w:r>

--- a/tillsyn/A 58422-2025 tillsynsbegäran.docx
+++ b/tillsyn/A 58422-2025 tillsynsbegäran.docx
@@ -397,7 +397,7 @@
     <w:r>
       <w:tab/>
       <w:tab/>
-      <w:t>2025-12-04</w:t>
+      <w:t>2025-12-05</w:t>
       <w:br/>
       <w:br/>
     </w:r>

--- a/tillsyn/A 58422-2025 tillsynsbegäran.docx
+++ b/tillsyn/A 58422-2025 tillsynsbegäran.docx
@@ -397,7 +397,7 @@
     <w:r>
       <w:tab/>
       <w:tab/>
-      <w:t>2025-12-05</w:t>
+      <w:t>2025-12-06</w:t>
       <w:br/>
       <w:br/>
     </w:r>

--- a/tillsyn/A 58422-2025 tillsynsbegäran.docx
+++ b/tillsyn/A 58422-2025 tillsynsbegäran.docx
@@ -397,7 +397,7 @@
     <w:r>
       <w:tab/>
       <w:tab/>
-      <w:t>2025-12-06</w:t>
+      <w:t>2025-12-07</w:t>
       <w:br/>
       <w:br/>
     </w:r>

--- a/tillsyn/A 58422-2025 tillsynsbegäran.docx
+++ b/tillsyn/A 58422-2025 tillsynsbegäran.docx
@@ -397,7 +397,7 @@
     <w:r>
       <w:tab/>
       <w:tab/>
-      <w:t>2025-12-07</w:t>
+      <w:t>2025-12-08</w:t>
       <w:br/>
       <w:br/>
     </w:r>

--- a/tillsyn/A 58422-2025 tillsynsbegäran.docx
+++ b/tillsyn/A 58422-2025 tillsynsbegäran.docx
@@ -397,7 +397,7 @@
     <w:r>
       <w:tab/>
       <w:tab/>
-      <w:t>2025-12-08</w:t>
+      <w:t>2025-12-09</w:t>
       <w:br/>
       <w:br/>
     </w:r>

--- a/tillsyn/A 58422-2025 tillsynsbegäran.docx
+++ b/tillsyn/A 58422-2025 tillsynsbegäran.docx
@@ -397,7 +397,7 @@
     <w:r>
       <w:tab/>
       <w:tab/>
-      <w:t>2025-12-09</w:t>
+      <w:t>2025-12-10</w:t>
       <w:br/>
       <w:br/>
     </w:r>

--- a/tillsyn/A 58422-2025 tillsynsbegäran.docx
+++ b/tillsyn/A 58422-2025 tillsynsbegäran.docx
@@ -397,7 +397,7 @@
     <w:r>
       <w:tab/>
       <w:tab/>
-      <w:t>2025-12-10</w:t>
+      <w:t>2025-12-11</w:t>
       <w:br/>
       <w:br/>
     </w:r>

--- a/tillsyn/A 58422-2025 tillsynsbegäran.docx
+++ b/tillsyn/A 58422-2025 tillsynsbegäran.docx
@@ -397,7 +397,7 @@
     <w:r>
       <w:tab/>
       <w:tab/>
-      <w:t>2025-12-11</w:t>
+      <w:t>2025-12-12</w:t>
       <w:br/>
       <w:br/>
     </w:r>

--- a/tillsyn/A 58422-2025 tillsynsbegäran.docx
+++ b/tillsyn/A 58422-2025 tillsynsbegäran.docx
@@ -397,7 +397,7 @@
     <w:r>
       <w:tab/>
       <w:tab/>
-      <w:t>2025-12-12</w:t>
+      <w:t>2025-12-13</w:t>
       <w:br/>
       <w:br/>
     </w:r>

--- a/tillsyn/A 58422-2025 tillsynsbegäran.docx
+++ b/tillsyn/A 58422-2025 tillsynsbegäran.docx
@@ -397,7 +397,7 @@
     <w:r>
       <w:tab/>
       <w:tab/>
-      <w:t>2025-12-19</w:t>
+      <w:t>2025-12-20</w:t>
       <w:br/>
       <w:br/>
     </w:r>

--- a/tillsyn/A 58422-2025 tillsynsbegäran.docx
+++ b/tillsyn/A 58422-2025 tillsynsbegäran.docx
@@ -397,7 +397,7 @@
     <w:r>
       <w:tab/>
       <w:tab/>
-      <w:t>2025-12-20</w:t>
+      <w:t>2025-12-21</w:t>
       <w:br/>
       <w:br/>
     </w:r>

--- a/tillsyn/A 58422-2025 tillsynsbegäran.docx
+++ b/tillsyn/A 58422-2025 tillsynsbegäran.docx
@@ -397,7 +397,7 @@
     <w:r>
       <w:tab/>
       <w:tab/>
-      <w:t>2025-12-21</w:t>
+      <w:t>2025-12-22</w:t>
       <w:br/>
       <w:br/>
     </w:r>

--- a/tillsyn/A 58422-2025 tillsynsbegäran.docx
+++ b/tillsyn/A 58422-2025 tillsynsbegäran.docx
@@ -397,7 +397,7 @@
     <w:r>
       <w:tab/>
       <w:tab/>
-      <w:t>2025-12-22</w:t>
+      <w:t>2025-12-26</w:t>
       <w:br/>
       <w:br/>
     </w:r>

--- a/tillsyn/A 58422-2025 tillsynsbegäran.docx
+++ b/tillsyn/A 58422-2025 tillsynsbegäran.docx
@@ -397,7 +397,7 @@
     <w:r>
       <w:tab/>
       <w:tab/>
-      <w:t>2025-12-26</w:t>
+      <w:t>2025-12-28</w:t>
       <w:br/>
       <w:br/>
     </w:r>

--- a/tillsyn/A 58422-2025 tillsynsbegäran.docx
+++ b/tillsyn/A 58422-2025 tillsynsbegäran.docx
@@ -397,7 +397,7 @@
     <w:r>
       <w:tab/>
       <w:tab/>
-      <w:t>2025-12-28</w:t>
+      <w:t>2025-12-29</w:t>
       <w:br/>
       <w:br/>
     </w:r>

--- a/tillsyn/A 58422-2025 tillsynsbegäran.docx
+++ b/tillsyn/A 58422-2025 tillsynsbegäran.docx
@@ -397,7 +397,7 @@
     <w:r>
       <w:tab/>
       <w:tab/>
-      <w:t>2025-12-29</w:t>
+      <w:t>2025-12-30</w:t>
       <w:br/>
       <w:br/>
     </w:r>

--- a/tillsyn/A 58422-2025 tillsynsbegäran.docx
+++ b/tillsyn/A 58422-2025 tillsynsbegäran.docx
@@ -397,7 +397,7 @@
     <w:r>
       <w:tab/>
       <w:tab/>
-      <w:t>2025-12-30</w:t>
+      <w:t>2025-12-31</w:t>
       <w:br/>
       <w:br/>
     </w:r>

--- a/tillsyn/A 58422-2025 tillsynsbegäran.docx
+++ b/tillsyn/A 58422-2025 tillsynsbegäran.docx
@@ -397,7 +397,7 @@
     <w:r>
       <w:tab/>
       <w:tab/>
-      <w:t>2025-12-31</w:t>
+      <w:t>2026-01-03</w:t>
       <w:br/>
       <w:br/>
     </w:r>

--- a/tillsyn/A 58422-2025 tillsynsbegäran.docx
+++ b/tillsyn/A 58422-2025 tillsynsbegäran.docx
@@ -397,7 +397,7 @@
     <w:r>
       <w:tab/>
       <w:tab/>
-      <w:t>2026-01-07</w:t>
+      <w:t>2026-01-08</w:t>
       <w:br/>
       <w:br/>
     </w:r>

--- a/tillsyn/A 58422-2025 tillsynsbegäran.docx
+++ b/tillsyn/A 58422-2025 tillsynsbegäran.docx
@@ -397,7 +397,7 @@
     <w:r>
       <w:tab/>
       <w:tab/>
-      <w:t>2026-01-08</w:t>
+      <w:t>2026-01-09</w:t>
       <w:br/>
       <w:br/>
     </w:r>

--- a/tillsyn/A 58422-2025 tillsynsbegäran.docx
+++ b/tillsyn/A 58422-2025 tillsynsbegäran.docx
@@ -397,7 +397,7 @@
     <w:r>
       <w:tab/>
       <w:tab/>
-      <w:t>2026-01-09</w:t>
+      <w:t>2026-01-10</w:t>
       <w:br/>
       <w:br/>
     </w:r>

--- a/tillsyn/A 58422-2025 tillsynsbegäran.docx
+++ b/tillsyn/A 58422-2025 tillsynsbegäran.docx
@@ -397,7 +397,7 @@
     <w:r>
       <w:tab/>
       <w:tab/>
-      <w:t>2026-01-10</w:t>
+      <w:t>2026-01-11</w:t>
       <w:br/>
       <w:br/>
     </w:r>

--- a/tillsyn/A 58422-2025 tillsynsbegäran.docx
+++ b/tillsyn/A 58422-2025 tillsynsbegäran.docx
@@ -397,7 +397,7 @@
     <w:r>
       <w:tab/>
       <w:tab/>
-      <w:t>2026-01-11</w:t>
+      <w:t>2026-01-12</w:t>
       <w:br/>
       <w:br/>
     </w:r>

--- a/tillsyn/A 58422-2025 tillsynsbegäran.docx
+++ b/tillsyn/A 58422-2025 tillsynsbegäran.docx
@@ -397,7 +397,7 @@
     <w:r>
       <w:tab/>
       <w:tab/>
-      <w:t>2026-01-12</w:t>
+      <w:t>2026-01-13</w:t>
       <w:br/>
       <w:br/>
     </w:r>

--- a/tillsyn/A 58422-2025 tillsynsbegäran.docx
+++ b/tillsyn/A 58422-2025 tillsynsbegäran.docx
@@ -397,7 +397,7 @@
     <w:r>
       <w:tab/>
       <w:tab/>
-      <w:t>2026-01-13</w:t>
+      <w:t>2026-01-14</w:t>
       <w:br/>
       <w:br/>
     </w:r>

--- a/tillsyn/A 58422-2025 tillsynsbegäran.docx
+++ b/tillsyn/A 58422-2025 tillsynsbegäran.docx
@@ -397,7 +397,7 @@
     <w:r>
       <w:tab/>
       <w:tab/>
-      <w:t>2026-01-14</w:t>
+      <w:t>2026-01-15</w:t>
       <w:br/>
       <w:br/>
     </w:r>

--- a/tillsyn/A 58422-2025 tillsynsbegäran.docx
+++ b/tillsyn/A 58422-2025 tillsynsbegäran.docx
@@ -397,7 +397,7 @@
     <w:r>
       <w:tab/>
       <w:tab/>
-      <w:t>2026-01-15</w:t>
+      <w:t>2026-01-16</w:t>
       <w:br/>
       <w:br/>
     </w:r>

--- a/tillsyn/A 58422-2025 tillsynsbegäran.docx
+++ b/tillsyn/A 58422-2025 tillsynsbegäran.docx
@@ -397,7 +397,7 @@
     <w:r>
       <w:tab/>
       <w:tab/>
-      <w:t>2026-01-16</w:t>
+      <w:t>2026-01-17</w:t>
       <w:br/>
       <w:br/>
     </w:r>

--- a/tillsyn/A 58422-2025 tillsynsbegäran.docx
+++ b/tillsyn/A 58422-2025 tillsynsbegäran.docx
@@ -397,7 +397,7 @@
     <w:r>
       <w:tab/>
       <w:tab/>
-      <w:t>2026-01-17</w:t>
+      <w:t>2026-01-18</w:t>
       <w:br/>
       <w:br/>
     </w:r>

--- a/tillsyn/A 58422-2025 tillsynsbegäran.docx
+++ b/tillsyn/A 58422-2025 tillsynsbegäran.docx
@@ -397,7 +397,7 @@
     <w:r>
       <w:tab/>
       <w:tab/>
-      <w:t>2026-01-18</w:t>
+      <w:t>2026-01-19</w:t>
       <w:br/>
       <w:br/>
     </w:r>

--- a/tillsyn/A 58422-2025 tillsynsbegäran.docx
+++ b/tillsyn/A 58422-2025 tillsynsbegäran.docx
@@ -397,7 +397,7 @@
     <w:r>
       <w:tab/>
       <w:tab/>
-      <w:t>2026-01-19</w:t>
+      <w:t>2026-01-20</w:t>
       <w:br/>
       <w:br/>
     </w:r>

--- a/tillsyn/A 58422-2025 tillsynsbegäran.docx
+++ b/tillsyn/A 58422-2025 tillsynsbegäran.docx
@@ -397,7 +397,7 @@
     <w:r>
       <w:tab/>
       <w:tab/>
-      <w:t>2026-01-20</w:t>
+      <w:t>2026-01-21</w:t>
       <w:br/>
       <w:br/>
     </w:r>

--- a/tillsyn/A 58422-2025 tillsynsbegäran.docx
+++ b/tillsyn/A 58422-2025 tillsynsbegäran.docx
@@ -397,7 +397,7 @@
     <w:r>
       <w:tab/>
       <w:tab/>
-      <w:t>2026-01-21</w:t>
+      <w:t>2026-01-23</w:t>
       <w:br/>
       <w:br/>
     </w:r>

--- a/tillsyn/A 58422-2025 tillsynsbegäran.docx
+++ b/tillsyn/A 58422-2025 tillsynsbegäran.docx
@@ -397,7 +397,7 @@
     <w:r>
       <w:tab/>
       <w:tab/>
-      <w:t>2026-01-23</w:t>
+      <w:t>2026-01-24</w:t>
       <w:br/>
       <w:br/>
     </w:r>

--- a/tillsyn/A 58422-2025 tillsynsbegäran.docx
+++ b/tillsyn/A 58422-2025 tillsynsbegäran.docx
@@ -397,7 +397,7 @@
     <w:r>
       <w:tab/>
       <w:tab/>
-      <w:t>2026-01-24</w:t>
+      <w:t>2026-01-25</w:t>
       <w:br/>
       <w:br/>
     </w:r>

--- a/tillsyn/A 58422-2025 tillsynsbegäran.docx
+++ b/tillsyn/A 58422-2025 tillsynsbegäran.docx
@@ -397,7 +397,7 @@
     <w:r>
       <w:tab/>
       <w:tab/>
-      <w:t>2026-01-25</w:t>
+      <w:t>2026-01-26</w:t>
       <w:br/>
       <w:br/>
     </w:r>

--- a/tillsyn/A 58422-2025 tillsynsbegäran.docx
+++ b/tillsyn/A 58422-2025 tillsynsbegäran.docx
@@ -397,7 +397,7 @@
     <w:r>
       <w:tab/>
       <w:tab/>
-      <w:t>2026-01-26</w:t>
+      <w:t>2026-01-27</w:t>
       <w:br/>
       <w:br/>
     </w:r>

--- a/tillsyn/A 58422-2025 tillsynsbegäran.docx
+++ b/tillsyn/A 58422-2025 tillsynsbegäran.docx
@@ -397,7 +397,7 @@
     <w:r>
       <w:tab/>
       <w:tab/>
-      <w:t>2026-01-27</w:t>
+      <w:t>2026-01-28</w:t>
       <w:br/>
       <w:br/>
     </w:r>

--- a/tillsyn/A 58422-2025 tillsynsbegäran.docx
+++ b/tillsyn/A 58422-2025 tillsynsbegäran.docx
@@ -471,7 +471,7 @@
     <w:r>
       <w:tab/>
       <w:tab/>
-      <w:t>2026-03-13</w:t>
+      <w:t>2026-03-16</w:t>
       <w:br/>
       <w:br/>
     </w:r>

--- a/tillsyn/A 58422-2025 tillsynsbegäran.docx
+++ b/tillsyn/A 58422-2025 tillsynsbegäran.docx
@@ -471,7 +471,7 @@
     <w:r>
       <w:tab/>
       <w:tab/>
-      <w:t>2026-03-16</w:t>
+      <w:t>2026-03-17</w:t>
       <w:br/>
       <w:br/>
     </w:r>

--- a/tillsyn/A 58422-2025 tillsynsbegäran.docx
+++ b/tillsyn/A 58422-2025 tillsynsbegäran.docx
@@ -471,7 +471,7 @@
     <w:r>
       <w:tab/>
       <w:tab/>
-      <w:t>2026-03-17</w:t>
+      <w:t>2026-03-18</w:t>
       <w:br/>
       <w:br/>
     </w:r>

--- a/tillsyn/A 58422-2025 tillsynsbegäran.docx
+++ b/tillsyn/A 58422-2025 tillsynsbegäran.docx
@@ -471,7 +471,7 @@
     <w:r>
       <w:tab/>
       <w:tab/>
-      <w:t>2026-03-18</w:t>
+      <w:t>2026-03-19</w:t>
       <w:br/>
       <w:br/>
     </w:r>

--- a/tillsyn/A 58422-2025 tillsynsbegäran.docx
+++ b/tillsyn/A 58422-2025 tillsynsbegäran.docx
@@ -471,7 +471,7 @@
     <w:r>
       <w:tab/>
       <w:tab/>
-      <w:t>2026-03-19</w:t>
+      <w:t>2026-03-20</w:t>
       <w:br/>
       <w:br/>
     </w:r>

--- a/tillsyn/A 58422-2025 tillsynsbegäran.docx
+++ b/tillsyn/A 58422-2025 tillsynsbegäran.docx
@@ -471,7 +471,7 @@
     <w:r>
       <w:tab/>
       <w:tab/>
-      <w:t>2026-03-20</w:t>
+      <w:t>2026-03-21</w:t>
       <w:br/>
       <w:br/>
     </w:r>

--- a/tillsyn/A 58422-2025 tillsynsbegäran.docx
+++ b/tillsyn/A 58422-2025 tillsynsbegäran.docx
@@ -471,7 +471,7 @@
     <w:r>
       <w:tab/>
       <w:tab/>
-      <w:t>2026-03-21</w:t>
+      <w:t>2026-03-22</w:t>
       <w:br/>
       <w:br/>
     </w:r>

--- a/tillsyn/A 58422-2025 tillsynsbegäran.docx
+++ b/tillsyn/A 58422-2025 tillsynsbegäran.docx
@@ -471,7 +471,7 @@
     <w:r>
       <w:tab/>
       <w:tab/>
-      <w:t>2026-03-22</w:t>
+      <w:t>2026-03-23</w:t>
       <w:br/>
       <w:br/>
     </w:r>

--- a/tillsyn/A 58422-2025 tillsynsbegäran.docx
+++ b/tillsyn/A 58422-2025 tillsynsbegäran.docx
@@ -471,7 +471,7 @@
     <w:r>
       <w:tab/>
       <w:tab/>
-      <w:t>2026-03-23</w:t>
+      <w:t>2026-03-24</w:t>
       <w:br/>
       <w:br/>
     </w:r>

--- a/tillsyn/A 58422-2025 tillsynsbegäran.docx
+++ b/tillsyn/A 58422-2025 tillsynsbegäran.docx
@@ -471,7 +471,7 @@
     <w:r>
       <w:tab/>
       <w:tab/>
-      <w:t>2026-03-24</w:t>
+      <w:t>2026-03-25</w:t>
       <w:br/>
       <w:br/>
     </w:r>

--- a/tillsyn/A 58422-2025 tillsynsbegäran.docx
+++ b/tillsyn/A 58422-2025 tillsynsbegäran.docx
@@ -471,7 +471,7 @@
     <w:r>
       <w:tab/>
       <w:tab/>
-      <w:t>2026-03-25</w:t>
+      <w:t>2026-03-26</w:t>
       <w:br/>
       <w:br/>
     </w:r>

--- a/tillsyn/A 58422-2025 tillsynsbegäran.docx
+++ b/tillsyn/A 58422-2025 tillsynsbegäran.docx
@@ -471,7 +471,7 @@
     <w:r>
       <w:tab/>
       <w:tab/>
-      <w:t>2026-03-26</w:t>
+      <w:t>2026-03-27</w:t>
       <w:br/>
       <w:br/>
     </w:r>

--- a/tillsyn/A 58422-2025 tillsynsbegäran.docx
+++ b/tillsyn/A 58422-2025 tillsynsbegäran.docx
@@ -471,7 +471,7 @@
     <w:r>
       <w:tab/>
       <w:tab/>
-      <w:t>2026-03-27</w:t>
+      <w:t>2026-03-28</w:t>
       <w:br/>
       <w:br/>
     </w:r>

--- a/tillsyn/A 58422-2025 tillsynsbegäran.docx
+++ b/tillsyn/A 58422-2025 tillsynsbegäran.docx
@@ -471,7 +471,7 @@
     <w:r>
       <w:tab/>
       <w:tab/>
-      <w:t>2026-03-28</w:t>
+      <w:t>2026-03-29</w:t>
       <w:br/>
       <w:br/>
     </w:r>

--- a/tillsyn/A 58422-2025 tillsynsbegäran.docx
+++ b/tillsyn/A 58422-2025 tillsynsbegäran.docx
@@ -471,7 +471,7 @@
     <w:r>
       <w:tab/>
       <w:tab/>
-      <w:t>2026-03-29</w:t>
+      <w:t>2026-03-30</w:t>
       <w:br/>
       <w:br/>
     </w:r>

--- a/tillsyn/A 58422-2025 tillsynsbegäran.docx
+++ b/tillsyn/A 58422-2025 tillsynsbegäran.docx
@@ -471,7 +471,7 @@
     <w:r>
       <w:tab/>
       <w:tab/>
-      <w:t>2026-03-30</w:t>
+      <w:t>2026-03-31</w:t>
       <w:br/>
       <w:br/>
     </w:r>

--- a/tillsyn/A 58422-2025 tillsynsbegäran.docx
+++ b/tillsyn/A 58422-2025 tillsynsbegäran.docx
@@ -471,7 +471,7 @@
     <w:r>
       <w:tab/>
       <w:tab/>
-      <w:t>2026-03-31</w:t>
+      <w:t>2026-04-01</w:t>
       <w:br/>
       <w:br/>
     </w:r>

--- a/tillsyn/A 58422-2025 tillsynsbegäran.docx
+++ b/tillsyn/A 58422-2025 tillsynsbegäran.docx
@@ -471,7 +471,7 @@
     <w:r>
       <w:tab/>
       <w:tab/>
-      <w:t>2026-04-01</w:t>
+      <w:t>2026-04-02</w:t>
       <w:br/>
       <w:br/>
     </w:r>

--- a/tillsyn/A 58422-2025 tillsynsbegäran.docx
+++ b/tillsyn/A 58422-2025 tillsynsbegäran.docx
@@ -471,7 +471,7 @@
     <w:r>
       <w:tab/>
       <w:tab/>
-      <w:t>2026-04-02</w:t>
+      <w:t>2026-04-03</w:t>
       <w:br/>
       <w:br/>
     </w:r>

--- a/tillsyn/A 58422-2025 tillsynsbegäran.docx
+++ b/tillsyn/A 58422-2025 tillsynsbegäran.docx
@@ -471,7 +471,7 @@
     <w:r>
       <w:tab/>
       <w:tab/>
-      <w:t>2026-04-03</w:t>
+      <w:t>2026-04-04</w:t>
       <w:br/>
       <w:br/>
     </w:r>

--- a/tillsyn/A 58422-2025 tillsynsbegäran.docx
+++ b/tillsyn/A 58422-2025 tillsynsbegäran.docx
@@ -471,7 +471,7 @@
     <w:r>
       <w:tab/>
       <w:tab/>
-      <w:t>2026-04-04</w:t>
+      <w:t>2026-04-05</w:t>
       <w:br/>
       <w:br/>
     </w:r>

--- a/tillsyn/A 58422-2025 tillsynsbegäran.docx
+++ b/tillsyn/A 58422-2025 tillsynsbegäran.docx
@@ -471,7 +471,7 @@
     <w:r>
       <w:tab/>
       <w:tab/>
-      <w:t>2026-04-05</w:t>
+      <w:t>2026-04-06</w:t>
       <w:br/>
       <w:br/>
     </w:r>

--- a/tillsyn/A 58422-2025 tillsynsbegäran.docx
+++ b/tillsyn/A 58422-2025 tillsynsbegäran.docx
@@ -95,10 +95,10 @@
         <w:rPr>
           <w:b/>
         </w:rPr>
-        <w:t>Dropptaggsvamp</w:t>
+        <w:t>Dropptaggsvamp (NT)</w:t>
       </w:r>
       <w:r>
-        <w:t xml:space="preserve"> bildar mykorrhiza med tall, huvudsakligen i äldre skog. Total population i landet bedöms ha minskat och fortsatt minska på grund av slutavverkningar och förhöja kvävenivåer i marken som en följd av skogsgödsling. Dropptaggsvamp är typisk art för </w:t>
+        <w:t xml:space="preserve"> bildar mykorrhiza med tall, främst i barrskog med trädkontinuitet, i magra, torra och ljusöppna lavtallskogar och i barrblandskogar med friskmossor och lingon i fältskiktet. Den totala populationen i landet har minskat och bedöms fortsätta minska till följd av slutavverkningar av tallskog. Det är högst oklart om arten långsiktigt kan etablera och reproducera sig i skogsbestånd som brukas med trakthyggesmetoder, markberedning, gödsling eller föryngring med förädlat plantmaterial. Uppfyller kriterierna för att bli rödlistad på grund av ny kunskap som visar att en större andel av populationen än tidigare bedömt är knuten till kontinuitetsbarrskog. Minskningstakten för den svenska populationen bedöms vara nära gränsvärdet för Sårbar (VU). Dropptaggsvamp är typisk art för </w:t>
       </w:r>
       <w:r>
         <w:rPr>
@@ -107,7 +107,7 @@
         <w:t xml:space="preserve">9010 Taiga </w:t>
       </w:r>
       <w:r>
-        <w:t>(SLU Artdatabanken, 2025).</w:t>
+        <w:t>(SLU Artdatabanken, 2026).</w:t>
       </w:r>
     </w:p>
     <w:p>
@@ -118,25 +118,34 @@
         <w:t>Lunglav (NT)</w:t>
       </w:r>
       <w:r>
-        <w:t xml:space="preserve"> är en av vårt lands främsta signalarter som överallt indikerar gamla lövträd, skogsbestånd med höga naturvärden och ekosystem med långskoglig kontinuitet. Lokalt kan förekomsten vara mycket riklig men den hittas nästan enbart i gamla och ej slutavverkade skogar. Artens samtliga förekomster bör uppmärksammas från naturvårdssynpunkt, då många lokaler även hyser andra ovanliga och rödlistade arter. Rikliga förekomster bör skyddas med biotopskydd, frivilliga avsättningar eller reservat. Det finns ett antal sällsynta lavparasiter som växer på lunglav: lunglavsknapp (VU), skrovelmössing (DD), lunglavshårprick (DD), </w:t>
+        <w:t xml:space="preserve"> är en av vårt lands främsta signalarter som överallt indikerar gamla lövträd, skogsbestånd med höga naturvärden och ekosystem med långskoglig kontinuitet. Lokalt kan förekomsten vara mycket riklig men den hittas nästan enbart i gamla och ej slutavverkade skogar. Artens samtliga förekomster bör uppmärksammas från naturvårdssynpunkt, då många lokaler även hyser andra ovanliga och rödlistade arter. Rikliga förekomster bör skyddas med biotopskydd, frivilliga avsättningar eller reservat. På lunglav kan de sällsynta lavparasiterna lunglavshårprick (CR), </w:t>
       </w:r>
       <w:r>
         <w:rPr>
           <w:i/>
         </w:rPr>
-        <w:t>Calycina alstrupii</w:t>
+        <w:t>Abrothallus diederichii</w:t>
       </w:r>
       <w:r>
-        <w:t xml:space="preserve"> (NA) och </w:t>
+        <w:t xml:space="preserve"> (VU), </w:t>
       </w:r>
       <w:r>
         <w:rPr>
           <w:i/>
         </w:rPr>
-        <w:t>Chalara lobariae</w:t>
+        <w:t>Abrothallus lobariae</w:t>
       </w:r>
       <w:r>
-        <w:t xml:space="preserve"> (NA). Lunglav är typisk art för </w:t>
+        <w:t xml:space="preserve"> (VU), </w:t>
+      </w:r>
+      <w:r>
+        <w:rPr>
+          <w:i/>
+        </w:rPr>
+        <w:t>Calycina lobariae</w:t>
+      </w:r>
+      <w:r>
+        <w:t xml:space="preserve"> (VU), lunglavsknapp (VU) och skrovelmössing (VU) påträffas. Lunglav är typisk art för </w:t>
       </w:r>
       <w:r>
         <w:rPr>
@@ -154,7 +163,7 @@
         <w:t xml:space="preserve"> 6530 Lövängar</w:t>
       </w:r>
       <w:r>
-        <w:t xml:space="preserve"> (SLU Artdatabanken, 2025; SLU Artdatabanken, 2024; Nitare &amp; Skogsstyrelsen, 2019).</w:t>
+        <w:t xml:space="preserve"> (SLU Artdatabanken, 2026; Nitare &amp; Skogsstyrelsen, 2019).</w:t>
       </w:r>
     </w:p>
     <w:p>
@@ -222,7 +231,39 @@
     </w:p>
     <w:p>
       <w:r>
-        <w:t xml:space="preserve">Lunglav (NT) är en av vårt lands främsta signalarter som överallt indikerar gamla lövträd, skogsbestånd med höga naturvärden och ekosystem med lång skoglig kontinuitet. Lokalt kan förekomsten vara mycket riklig men den hittas nästan enbart i gamla och ej slutavverkade skogar. Artens samtliga förekomster bör uppmärksammas från naturvårdssynpunkt, då många lokaler även hyser andra ovanliga och rödlistade arter. Rikliga förekomster bör skyddas med biotopskydd, frivilliga avsättningar eller reservat. Lunglav är typisk art för </w:t>
+        <w:t xml:space="preserve">Lunglav (NT) är en av vårt lands främsta signalarter som överallt indikerar gamla lövträd, skogsbestånd med höga naturvärden och ekosystem med lång skoglig kontinuitet. Lokalt kan förekomsten vara mycket riklig men den hittas nästan enbart i gamla och ej slutavverkade skogar. Artens samtliga förekomster bör uppmärksammas från naturvårdssynpunkt, då många lokaler även hyser andra ovanliga och rödlistade arter, däribland de sällsynta lavparasiterna lunglavshårprick (CR), </w:t>
+      </w:r>
+      <w:r>
+        <w:rPr>
+          <w:i/>
+        </w:rPr>
+        <w:t>Abrothallus diederichii</w:t>
+      </w:r>
+      <w:r>
+        <w:t xml:space="preserve"> (VU), </w:t>
+      </w:r>
+      <w:r>
+        <w:rPr>
+          <w:i/>
+        </w:rPr>
+        <w:t>Abrothallus lobariae</w:t>
+      </w:r>
+      <w:r>
+        <w:t xml:space="preserve"> (VU), </w:t>
+      </w:r>
+      <w:r>
+        <w:rPr>
+          <w:i/>
+        </w:rPr>
+        <w:t>Calycina lobariae</w:t>
+      </w:r>
+      <w:r>
+        <w:t xml:space="preserve"> (VU), lunglavsknapp (VU) och skrovelmössing (VU), som växer på lunglav. Rikliga förekomster med lunglav bör skyddas med biotopskydd, frivilliga avsättningar eller reservat (SLU Artdatabanken, 2026; Nitare &amp; Skogsstyrelsen, 2019).</w:t>
+      </w:r>
+    </w:p>
+    <w:p>
+      <w:r>
+        <w:t xml:space="preserve">Lunglav är typisk art för </w:t>
       </w:r>
       <w:r>
         <w:rPr>
@@ -240,57 +281,7 @@
         <w:t xml:space="preserve"> 6530 Lövängar</w:t>
       </w:r>
       <w:r>
-        <w:t xml:space="preserve"> (SLU Artdatabanken, 2024; Nitare &amp; Skogsstyrelsen, 2019).</w:t>
-      </w:r>
-    </w:p>
-    <w:p>
-      <w:r>
-        <w:t xml:space="preserve">På lunglav kan man sällsynt finna små svarta skivlika bildningar som liknar apothecier men som är en parasitisk svamp, Lunglavsknapp </w:t>
-      </w:r>
-      <w:r>
-        <w:rPr>
-          <w:i/>
-        </w:rPr>
-        <w:t>Plectocarpon lichenum</w:t>
-      </w:r>
-      <w:r>
-        <w:t xml:space="preserve"> (VU). Det finns ytterligare ett antal parasiter vilka bara förekommer på lunglav: Skrovelmössing </w:t>
-      </w:r>
-      <w:r>
-        <w:rPr>
-          <w:i/>
-        </w:rPr>
-        <w:t>Dactylospora lobariella</w:t>
-      </w:r>
-      <w:r>
-        <w:t xml:space="preserve"> (rödlistad som Kunskapsbrist DD) och Lunglavshårprick </w:t>
-      </w:r>
-      <w:r>
-        <w:rPr>
-          <w:i/>
-        </w:rPr>
-        <w:t>Niesslia lobariae</w:t>
-      </w:r>
-      <w:r>
-        <w:t xml:space="preserve"> (rödlistad som Kunskapsbrist DD). Skrovelmössing (DD) har små svarta apothecier och bruna, 1-septerade sporer och Lunglavshårprick (DD) har brunhåriga perithecier och färglösa, 1-septerade sporer. Nyligen har ytterligare två lavparasiter påträffats i Sverige som växer på lunglav: </w:t>
-      </w:r>
-      <w:r>
-        <w:rPr>
-          <w:i/>
-        </w:rPr>
-        <w:t>Calycina alstrupii</w:t>
-      </w:r>
-      <w:r>
-        <w:t xml:space="preserve"> (NA) och </w:t>
-      </w:r>
-      <w:r>
-        <w:rPr>
-          <w:i/>
-        </w:rPr>
-        <w:t>Chalara lobariae</w:t>
-      </w:r>
-      <w:r>
-        <w:t xml:space="preserve"> (NA) (SLU Artdatabanken, 2025; SLU Artdatabanken, 2024; Nitare &amp; Skogsstyrelsen, 2019).</w:t>
+        <w:t xml:space="preserve"> (SLU Artdatabanken, 2026).</w:t>
       </w:r>
     </w:p>
     <w:p>
@@ -317,7 +308,7 @@
     </w:p>
     <w:p>
       <w:r>
-        <w:t xml:space="preserve">SLU Artdatabanken, 2024. </w:t>
+        <w:t xml:space="preserve">SLU Artdatabanken, 2026. </w:t>
       </w:r>
       <w:r>
         <w:rPr>
@@ -327,20 +318,6 @@
       </w:r>
       <w:r>
         <w:t>SLU Artdatabanken, Uppsala.</w:t>
-      </w:r>
-    </w:p>
-    <w:p>
-      <w:r>
-        <w:t xml:space="preserve">SLU Artdatabanken, 2025. </w:t>
-      </w:r>
-      <w:r>
-        <w:rPr>
-          <w:i/>
-        </w:rPr>
-        <w:t xml:space="preserve">Över 20 nya lavparasiter för Sverige. </w:t>
-      </w:r>
-      <w:r>
-        <w:t>https://www.slu.se/artdatabanken/arter-och-natur/artiklar/over-20-nya-lavparasiter-for-sverige/</w:t>
       </w:r>
     </w:p>
     <w:sectPr>
@@ -471,7 +448,7 @@
     <w:r>
       <w:tab/>
       <w:tab/>
-      <w:t>2026-04-06</w:t>
+      <w:t>2026-04-07</w:t>
       <w:br/>
       <w:br/>
     </w:r>

--- a/tillsyn/A 58422-2025 tillsynsbegäran.docx
+++ b/tillsyn/A 58422-2025 tillsynsbegäran.docx
@@ -448,7 +448,7 @@
     <w:r>
       <w:tab/>
       <w:tab/>
-      <w:t>2026-04-07</w:t>
+      <w:t>2026-04-08</w:t>
       <w:br/>
       <w:br/>
     </w:r>

--- a/tillsyn/A 58422-2025 tillsynsbegäran.docx
+++ b/tillsyn/A 58422-2025 tillsynsbegäran.docx
@@ -448,7 +448,7 @@
     <w:r>
       <w:tab/>
       <w:tab/>
-      <w:t>2026-04-08</w:t>
+      <w:t>2026-04-09</w:t>
       <w:br/>
       <w:br/>
     </w:r>

--- a/tillsyn/A 58422-2025 tillsynsbegäran.docx
+++ b/tillsyn/A 58422-2025 tillsynsbegäran.docx
@@ -448,7 +448,7 @@
     <w:r>
       <w:tab/>
       <w:tab/>
-      <w:t>2026-04-09</w:t>
+      <w:t>2026-04-10</w:t>
       <w:br/>
       <w:br/>
     </w:r>

--- a/tillsyn/A 58422-2025 tillsynsbegäran.docx
+++ b/tillsyn/A 58422-2025 tillsynsbegäran.docx
@@ -448,7 +448,7 @@
     <w:r>
       <w:tab/>
       <w:tab/>
-      <w:t>2026-04-10</w:t>
+      <w:t>2026-04-11</w:t>
       <w:br/>
       <w:br/>
     </w:r>

--- a/tillsyn/A 58422-2025 tillsynsbegäran.docx
+++ b/tillsyn/A 58422-2025 tillsynsbegäran.docx
@@ -448,7 +448,7 @@
     <w:r>
       <w:tab/>
       <w:tab/>
-      <w:t>2026-06-15</w:t>
+      <w:t>2026-06-16</w:t>
       <w:br/>
       <w:br/>
     </w:r>

--- a/tillsyn/A 58422-2025 tillsynsbegäran.docx
+++ b/tillsyn/A 58422-2025 tillsynsbegäran.docx
@@ -448,7 +448,7 @@
     <w:r>
       <w:tab/>
       <w:tab/>
-      <w:t>2026-06-16</w:t>
+      <w:t>2026-06-17</w:t>
       <w:br/>
       <w:br/>
     </w:r>

--- a/tillsyn/A 58422-2025 tillsynsbegäran.docx
+++ b/tillsyn/A 58422-2025 tillsynsbegäran.docx
@@ -1,6 +1,6 @@
 
 <file path=word/document.xml><?xml version="1.0" encoding="utf-8"?>
-<w:document xmlns:wpc="http://schemas.microsoft.com/office/word/2010/wordprocessingCanvas" xmlns:cx="http://schemas.microsoft.com/office/drawing/2014/chartex" xmlns:cx1="http://schemas.microsoft.com/office/drawing/2015/9/8/chartex" xmlns:cx2="http://schemas.microsoft.com/office/drawing/2015/10/21/chartex" xmlns:cx3="http://schemas.microsoft.com/office/drawing/2016/5/9/chartex" xmlns:cx4="http://schemas.microsoft.com/office/drawing/2016/5/10/chartex" xmlns:cx5="http://schemas.microsoft.com/office/drawing/2016/5/11/chartex" xmlns:cx6="http://schemas.microsoft.com/office/drawing/2016/5/12/chartex" xmlns:cx7="http://schemas.microsoft.com/office/drawing/2016/5/13/chartex" xmlns:cx8="http://schemas.microsoft.com/office/drawing/2016/5/14/chartex" xmlns:mc="http://schemas.openxmlformats.org/markup-compatibility/2006" xmlns:aink="http://schemas.microsoft.com/office/drawing/2016/ink" xmlns:am3d="http://schemas.microsoft.com/office/drawing/2017/model3d" xmlns:o="urn:schemas-microsoft-com:office:office" xmlns:oel="http://schemas.microsoft.com/office/2019/extlst" xmlns:r="http://schemas.openxmlformats.org/officeDocument/2006/relationships" xmlns:m="http://schemas.openxmlformats.org/officeDocument/2006/math" xmlns:v="urn:schemas-microsoft-com:vml" xmlns:wp14="http://schemas.microsoft.com/office/word/2010/wordprocessingDrawing" xmlns:wp="http://schemas.openxmlformats.org/drawingml/2006/wordprocessingDrawing" xmlns:w10="urn:schemas-microsoft-com:office:word" xmlns:w="http://schemas.openxmlformats.org/wordprocessingml/2006/main" xmlns:w14="http://schemas.microsoft.com/office/word/2010/wordml" xmlns:w15="http://schemas.microsoft.com/office/word/2012/wordml" xmlns:w16cex="http://schemas.microsoft.com/office/word/2018/wordml/cex" xmlns:w16cid="http://schemas.microsoft.com/office/word/2016/wordml/cid" xmlns:w16="http://schemas.microsoft.com/office/word/2018/wordml" xmlns:w16sdtdh="http://schemas.microsoft.com/office/word/2020/wordml/sdtdatahash" xmlns:w16se="http://schemas.microsoft.com/office/word/2015/wordml/symex" xmlns:wpg="http://schemas.microsoft.com/office/word/2010/wordprocessingGroup" xmlns:wpi="http://schemas.microsoft.com/office/word/2010/wordprocessingInk" xmlns:wne="http://schemas.microsoft.com/office/word/2006/wordml" xmlns:wps="http://schemas.microsoft.com/office/word/2010/wordprocessingShape" mc:Ignorable="w14 w15 w16se w16cid w16 w16cex w16sdtdh wp14">
+<w:document xmlns:wpc="http://schemas.microsoft.com/office/word/2010/wordprocessingCanvas" xmlns:cx="http://schemas.microsoft.com/office/drawing/2014/chartex" xmlns:cx1="http://schemas.microsoft.com/office/drawing/2015/9/8/chartex" xmlns:cx2="http://schemas.microsoft.com/office/drawing/2015/10/21/chartex" xmlns:cx3="http://schemas.microsoft.com/office/drawing/2016/5/9/chartex" xmlns:cx4="http://schemas.microsoft.com/office/drawing/2016/5/10/chartex" xmlns:cx5="http://schemas.microsoft.com/office/drawing/2016/5/11/chartex" xmlns:cx6="http://schemas.microsoft.com/office/drawing/2016/5/12/chartex" xmlns:cx7="http://schemas.microsoft.com/office/drawing/2016/5/13/chartex" xmlns:cx8="http://schemas.microsoft.com/office/drawing/2016/5/14/chartex" xmlns:mc="http://schemas.openxmlformats.org/markup-compatibility/2006" xmlns:aink="http://schemas.microsoft.com/office/drawing/2016/ink" xmlns:am3d="http://schemas.microsoft.com/office/drawing/2017/model3d" xmlns:o="urn:schemas-microsoft-com:office:office" xmlns:oel="http://schemas.microsoft.com/office/2019/extlst" xmlns:r="http://schemas.openxmlformats.org/officeDocument/2006/relationships" xmlns:m="http://schemas.openxmlformats.org/officeDocument/2006/math" xmlns:v="urn:schemas-microsoft-com:vml" xmlns:wp14="http://schemas.microsoft.com/office/word/2010/wordprocessingDrawing" xmlns:wp="http://schemas.openxmlformats.org/drawingml/2006/wordprocessingDrawing" xmlns:w10="urn:schemas-microsoft-com:office:word" xmlns:w="http://schemas.openxmlformats.org/wordprocessingml/2006/main" xmlns:w14="http://schemas.microsoft.com/office/word/2010/wordml" xmlns:w15="http://schemas.microsoft.com/office/word/2012/wordml" xmlns:w16cex="http://schemas.microsoft.com/office/word/2018/wordml/cex" xmlns:w16cid="http://schemas.microsoft.com/office/word/2016/wordml/cid" xmlns:w16="http://schemas.microsoft.com/office/word/2018/wordml" xmlns:w16du="http://schemas.microsoft.com/office/word/2023/wordml/word16du" xmlns:w16sdtdh="http://schemas.microsoft.com/office/word/2020/wordml/sdtdatahash" xmlns:w16sdtfl="http://schemas.microsoft.com/office/word/2024/wordml/sdtformatlock" xmlns:w16se="http://schemas.microsoft.com/office/word/2015/wordml/symex" xmlns:wpg="http://schemas.microsoft.com/office/word/2010/wordprocessingGroup" xmlns:wpi="http://schemas.microsoft.com/office/word/2010/wordprocessingInk" xmlns:wne="http://schemas.microsoft.com/office/word/2006/wordml" xmlns:wps="http://schemas.microsoft.com/office/word/2010/wordprocessingShape" mc:Ignorable="w14 w15 w16se w16cid w16 w16cex w16sdtdh w16sdtfl w16du wp14">
   <w:body>
     <w:p>
       <w:pPr>
@@ -12,35 +12,10 @@
     </w:p>
     <w:p>
       <w:r>
-        <w:t>Detta dokument behandlar höga naturvärden i avverkningsanmälan A 58422-2025 i Bräcke kommun. Denna avverkningsanmälan inkom 2025-11-24 14:15:49 och omfattar 11,0 ha.</w:t>
+        <w:t>Detta dokument behandlar höga naturvärden i avverkningsanmälan A 58422-2025 i Bräcke kommun som inkom 2025-11-24 och omfattar 11,0 ha.</w:t>
       </w:r>
-    </w:p>
-    <w:p>
       <w:r>
-        <w:t>Vi begär härmed att Skogsstyrelsen fattar beslut enligt miljöbalken som säkerställer att skogens höga naturvärden bevaras samt säkerställer att EU-lagstiftning efterlevs och att artskyddsbrott förhindras. Vi önskar även ta del av de ställningstaganden och beslut som myndigheterna meddelar till följd av aktuell avverkningsanmälan och föreningens inlaga (se 34 § förvaltningslagen).</w:t>
-      </w:r>
-    </w:p>
-    <w:p>
-      <w:r>
-        <w:t>Nedan beskrivs fynd av naturvårdsarter och fridlysta arter som gjorts i det avverkningsanmälda området. I BILAGA 1 finns artfakta om rödlistade arter.</w:t>
-      </w:r>
-    </w:p>
-    <w:p>
-      <w:pPr>
-        <w:pStyle w:val="Heading1"/>
-      </w:pPr>
-      <w:r>
-        <w:t>Naturvårdsarter</w:t>
-      </w:r>
-    </w:p>
-    <w:p>
-      <w:r>
-        <w:t>I avverkningsanmälan har följande 3 naturvårdsarter hittats: doftticka (VU, §8), lunglav (NT) och dropptaggsvamp (S). Av dessa är 2 rödlistade. För rödlistade arter har rödlistekategorin angivits inom parentes. Arter som är signalarter enligt Skogsstyrelsen har markerats med (S). För fridlysta arter anges även paragrafen i Artskyddsförordningen som arten är fridlyst enligt.</w:t>
-      </w:r>
-    </w:p>
-    <w:p>
-      <w:r>
-        <w:t>De påträffade naturvårdsarterna är ett tydligt kvitto på att detta rör sig om en skog med höga naturvärden. I Figur 1 visas en karta över det avverkningsanmälda området, där samtliga fyndplatser för naturvårdsarter som finns registrerade på Artportalen har markerats.</w:t>
+        <w:t xml:space="preserve"> I Figur 1 visas fyndplatser för naturvårdsarter i området, som finns registrerade på Artportalen.</w:t>
       </w:r>
     </w:p>
     <w:p>
@@ -50,7 +25,7 @@
       <w:r>
         <w:drawing>
           <wp:inline xmlns:a="http://schemas.openxmlformats.org/drawingml/2006/main" xmlns:pic="http://schemas.openxmlformats.org/drawingml/2006/picture">
-            <wp:extent cx="5486400" cy="3958072"/>
+            <wp:extent cx="5486400" cy="5118755"/>
             <wp:docPr id="1" name="Picture 1"/>
             <wp:cNvGraphicFramePr>
               <a:graphicFrameLocks noChangeAspect="1"/>
@@ -71,7 +46,7 @@
                   <pic:spPr>
                     <a:xfrm>
                       <a:off x="0" y="0"/>
-                      <a:ext cx="5486400" cy="3958072"/>
+                      <a:ext cx="5486400" cy="5118755"/>
                     </a:xfrm>
                     <a:prstGeom prst="rect"/>
                   </pic:spPr>
@@ -85,9 +60,93 @@
     <w:p>
       <w:pPr>
         <w:pStyle w:val="Caption"/>
+        <w:spacing w:after="240"/>
       </w:pPr>
       <w:r>
-        <w:t>Figur 1. Fyndplatser för naturvårdsarter i det avverkningsanmälda området (röd linje). Markörer utan svart kant är placerade på fyndplatsen. Markörer med svart kant är placerade vid sidan av fyndplatsen och har ett svart streck som visar fyndplatsens exakta position. Kartans mittpunktskoordinat är N 6956449, E 510459 i SWEREF 99 TM.</w:t>
+        <w:t>Figur 1. Fyndplatser för naturvårdsarter i och inom 17 meter från avverkningsanmälan (röd linje). Inom parentes anges rödlistekategorier, S för signalarter, Tför typiska arter och fridlysningsparagrafer i artskyddsförordningen.Markörer utan svart kant är placerade på fyndplatsen. Markörer med svart kant är placerade vid sidan av fyndplatsen och har ett svart streck som visar fyndplatsens exakta position. Kartans mittpunktskoordinat är N 6956449, E 510459 i SWEREF 99 TM.</w:t>
+      </w:r>
+    </w:p>
+    <w:p>
+      <w:r>
+        <w:t>Vi begär härmed att Skogsstyrelsen fattar beslut enligt miljöbalken som säkerställer att skogens höga naturvärden bevaras samt att EU-lagstiftning efterlevs och att artskyddsbrott förhindras.</w:t>
+      </w:r>
+    </w:p>
+    <w:p>
+      <w:r>
+        <w:t>Vi önskar även ta del av de ställningstaganden och beslut som myndigheten meddelar till följd av aktuell avverkningsanmälan och föreningens inlaga (se 34 § förvaltningslagen).</w:t>
+      </w:r>
+    </w:p>
+    <w:p>
+      <w:r>
+        <w:t>Nedan beskrivs fynd av naturvårdsarter och fridlysta arter som gjorts i det avverkningsanmälda området. I BILAGA 1 finns artfakta om rödlistade arter.</w:t>
+      </w:r>
+    </w:p>
+    <w:p>
+      <w:pPr>
+        <w:pStyle w:val="Heading1"/>
+      </w:pPr>
+      <w:r>
+        <w:t>Naturvårdsarter</w:t>
+      </w:r>
+    </w:p>
+    <w:p>
+      <w:r>
+        <w:t>I och inom 17 meter från avverkningsanmälan har följande 3 naturvårdsarter hittats: doftticka (VU, T, §8), dropptaggsvamp (NT, T) och lunglav (NT, T). Av dessa är 3 rödlistade. För rödlistade arter har rödlistekategorin angivits inom parentes. Typiska arter inom Natura 2000 som är kopplade till skogsekosystem har markerats med (T). För fridlysta arter anges även paragrafen i Artskyddsförordningen som arten är fridlyst enligt.</w:t>
+      </w:r>
+    </w:p>
+    <w:p>
+      <w:r>
+        <w:t>De påträffade naturvårdsarterna är ett tydligt kvitto på att det rör sig om en skog med höga naturvärden.</w:t>
+      </w:r>
+    </w:p>
+    <w:p>
+      <w:pPr>
+        <w:pStyle w:val="Heading2"/>
+      </w:pPr>
+      <w:r>
+        <w:t>Fridlysta arter</w:t>
+      </w:r>
+    </w:p>
+    <w:p>
+      <w:r>
+        <w:t>Följande fridlysta arter har sina livsmiljöer och växtplatser i den avverkningsanmälda skogen: doftticka (VU, T, §8).</w:t>
+      </w:r>
+    </w:p>
+    <w:p>
+      <w:r>
+        <w:rPr>
+          <w:b/>
+        </w:rPr>
+        <w:t>Doftticka (VU, §8)</w:t>
+      </w:r>
+      <w:r>
+        <w:t xml:space="preserve"> är rödlistad som sårbar (VU) och fridlyst enligt 8§ artskyddsförordningen. Den är även globalt rödlistad som Nära hotad (NT) vilket innebär att Sverige har ett internationellt ansvar för arten. Doftticka är beroende av hög och jämn luftfuktighet i gamla, ostörda skogsmiljöer och är känslig för snabba förändringar av ljus-/vindförhållanden eller uttorkning. Dofttickan är placerad i toppen av Skogsstyrelsens värdepyramid för bedömning av skog med höga naturvärden och signalerar alltid gamla sälgar och skogsområden med höga naturvärden. Avverkning av värdträd (främst sälg) utgör det största hotet och när gamla och olikåldriga skogar med sälg avverkas försvinner oftast sälgen. Dofttickan har minskat med ca 30 % under de senaste 30 åren och är typisk art för </w:t>
+      </w:r>
+      <w:r>
+        <w:rPr>
+          <w:i/>
+        </w:rPr>
+        <w:t>9010 Taiga</w:t>
+      </w:r>
+      <w:r>
+        <w:t xml:space="preserve"> och</w:t>
+      </w:r>
+      <w:r>
+        <w:rPr>
+          <w:i/>
+        </w:rPr>
+        <w:t xml:space="preserve"> 9050 Näringsrik granskog </w:t>
+      </w:r>
+      <w:r>
+        <w:t>(IUCN Redlist, 2024; Nitare &amp; Skogsstyrelsen, 2019; SLU Artdatabanken, 2024).</w:t>
+      </w:r>
+    </w:p>
+    <w:p>
+      <w:pPr>
+        <w:pStyle w:val="Heading2"/>
+      </w:pPr>
+      <w:r>
+        <w:t>Övriga naturvårdsarter</w:t>
       </w:r>
     </w:p>
     <w:p>
@@ -164,48 +223,6 @@
       </w:r>
       <w:r>
         <w:t xml:space="preserve"> (SLU Artdatabanken, 2026; Nitare &amp; Skogsstyrelsen, 2019).</w:t>
-      </w:r>
-    </w:p>
-    <w:p>
-      <w:pPr>
-        <w:pStyle w:val="Heading1"/>
-      </w:pPr>
-      <w:r>
-        <w:t>Fridlysta arter</w:t>
-      </w:r>
-    </w:p>
-    <w:p>
-      <w:r>
-        <w:t>Följande fridlysta arter har sina livsmiljöer och växtplatser i den avverkningsanmälda skogen: doftticka (VU, §8).</w:t>
-      </w:r>
-    </w:p>
-    <w:p>
-      <w:r>
-        <w:rPr>
-          <w:b/>
-        </w:rPr>
-        <w:t>Doftticka (VU, §8)</w:t>
-      </w:r>
-      <w:r>
-        <w:t xml:space="preserve"> är rödlistad som sårbar (VU) och fridlyst enligt 8§ artskyddsförordningen. Den är även globalt rödlistad som Nära hotad (NT) vilket innebär att Sverige har ett internationellt ansvar för arten. Doftticka är beroende av hög och jämn luftfuktighet i gamla, ostörda skogsmiljöer och är känslig för snabba förändringar av ljus-/vindförhållanden eller uttorkning. Dofttickan är placerad i toppen av Skogsstyrelsens värdepyramid för bedömning av skog med höga naturvärden och signalerar alltid gamla sälgar och skogsområden med höga naturvärden. Avverkning av värdträd (främst sälg) utgör det största hotet och när gamla och olikåldriga skogar med sälg avverkas försvinner oftast sälgen. Dofttickan har minskat med ca 30 % under de senaste 30 åren och är typisk art för </w:t>
-      </w:r>
-      <w:r>
-        <w:rPr>
-          <w:i/>
-        </w:rPr>
-        <w:t>9010 Taiga</w:t>
-      </w:r>
-      <w:r>
-        <w:t xml:space="preserve"> och</w:t>
-      </w:r>
-      <w:r>
-        <w:rPr>
-          <w:i/>
-        </w:rPr>
-        <w:t xml:space="preserve"> 9050 Näringsrik granskog </w:t>
-      </w:r>
-      <w:r>
-        <w:t>(IUCN Redlist, 2024; Nitare &amp; Skogsstyrelsen, 2019; SLU Artdatabanken, 2024).</w:t>
       </w:r>
     </w:p>
     <w:p>
@@ -338,7 +355,7 @@
 </file>
 
 <file path=word/endnotes.xml><?xml version="1.0" encoding="utf-8"?>
-<w:endnotes xmlns:wpc="http://schemas.microsoft.com/office/word/2010/wordprocessingCanvas" xmlns:cx="http://schemas.microsoft.com/office/drawing/2014/chartex" xmlns:cx1="http://schemas.microsoft.com/office/drawing/2015/9/8/chartex" xmlns:cx2="http://schemas.microsoft.com/office/drawing/2015/10/21/chartex" xmlns:cx3="http://schemas.microsoft.com/office/drawing/2016/5/9/chartex" xmlns:cx4="http://schemas.microsoft.com/office/drawing/2016/5/10/chartex" xmlns:cx5="http://schemas.microsoft.com/office/drawing/2016/5/11/chartex" xmlns:cx6="http://schemas.microsoft.com/office/drawing/2016/5/12/chartex" xmlns:cx7="http://schemas.microsoft.com/office/drawing/2016/5/13/chartex" xmlns:cx8="http://schemas.microsoft.com/office/drawing/2016/5/14/chartex" xmlns:mc="http://schemas.openxmlformats.org/markup-compatibility/2006" xmlns:aink="http://schemas.microsoft.com/office/drawing/2016/ink" xmlns:am3d="http://schemas.microsoft.com/office/drawing/2017/model3d" xmlns:o="urn:schemas-microsoft-com:office:office" xmlns:oel="http://schemas.microsoft.com/office/2019/extlst" xmlns:r="http://schemas.openxmlformats.org/officeDocument/2006/relationships" xmlns:m="http://schemas.openxmlformats.org/officeDocument/2006/math" xmlns:v="urn:schemas-microsoft-com:vml" xmlns:wp14="http://schemas.microsoft.com/office/word/2010/wordprocessingDrawing" xmlns:wp="http://schemas.openxmlformats.org/drawingml/2006/wordprocessingDrawing" xmlns:w10="urn:schemas-microsoft-com:office:word" xmlns:w="http://schemas.openxmlformats.org/wordprocessingml/2006/main" xmlns:w14="http://schemas.microsoft.com/office/word/2010/wordml" xmlns:w15="http://schemas.microsoft.com/office/word/2012/wordml" xmlns:w16cex="http://schemas.microsoft.com/office/word/2018/wordml/cex" xmlns:w16cid="http://schemas.microsoft.com/office/word/2016/wordml/cid" xmlns:w16="http://schemas.microsoft.com/office/word/2018/wordml" xmlns:w16sdtdh="http://schemas.microsoft.com/office/word/2020/wordml/sdtdatahash" xmlns:w16se="http://schemas.microsoft.com/office/word/2015/wordml/symex" xmlns:wpg="http://schemas.microsoft.com/office/word/2010/wordprocessingGroup" xmlns:wpi="http://schemas.microsoft.com/office/word/2010/wordprocessingInk" xmlns:wne="http://schemas.microsoft.com/office/word/2006/wordml" xmlns:wps="http://schemas.microsoft.com/office/word/2010/wordprocessingShape" mc:Ignorable="w14 w15 w16se w16cid w16 w16cex w16sdtdh wp14">
+<w:endnotes xmlns:wpc="http://schemas.microsoft.com/office/word/2010/wordprocessingCanvas" xmlns:cx="http://schemas.microsoft.com/office/drawing/2014/chartex" xmlns:cx1="http://schemas.microsoft.com/office/drawing/2015/9/8/chartex" xmlns:cx2="http://schemas.microsoft.com/office/drawing/2015/10/21/chartex" xmlns:cx3="http://schemas.microsoft.com/office/drawing/2016/5/9/chartex" xmlns:cx4="http://schemas.microsoft.com/office/drawing/2016/5/10/chartex" xmlns:cx5="http://schemas.microsoft.com/office/drawing/2016/5/11/chartex" xmlns:cx6="http://schemas.microsoft.com/office/drawing/2016/5/12/chartex" xmlns:cx7="http://schemas.microsoft.com/office/drawing/2016/5/13/chartex" xmlns:cx8="http://schemas.microsoft.com/office/drawing/2016/5/14/chartex" xmlns:mc="http://schemas.openxmlformats.org/markup-compatibility/2006" xmlns:aink="http://schemas.microsoft.com/office/drawing/2016/ink" xmlns:am3d="http://schemas.microsoft.com/office/drawing/2017/model3d" xmlns:o="urn:schemas-microsoft-com:office:office" xmlns:oel="http://schemas.microsoft.com/office/2019/extlst" xmlns:r="http://schemas.openxmlformats.org/officeDocument/2006/relationships" xmlns:m="http://schemas.openxmlformats.org/officeDocument/2006/math" xmlns:v="urn:schemas-microsoft-com:vml" xmlns:wp14="http://schemas.microsoft.com/office/word/2010/wordprocessingDrawing" xmlns:wp="http://schemas.openxmlformats.org/drawingml/2006/wordprocessingDrawing" xmlns:w10="urn:schemas-microsoft-com:office:word" xmlns:w="http://schemas.openxmlformats.org/wordprocessingml/2006/main" xmlns:w14="http://schemas.microsoft.com/office/word/2010/wordml" xmlns:w15="http://schemas.microsoft.com/office/word/2012/wordml" xmlns:w16cex="http://schemas.microsoft.com/office/word/2018/wordml/cex" xmlns:w16cid="http://schemas.microsoft.com/office/word/2016/wordml/cid" xmlns:w16="http://schemas.microsoft.com/office/word/2018/wordml" xmlns:w16du="http://schemas.microsoft.com/office/word/2023/wordml/word16du" xmlns:w16sdtdh="http://schemas.microsoft.com/office/word/2020/wordml/sdtdatahash" xmlns:w16sdtfl="http://schemas.microsoft.com/office/word/2024/wordml/sdtformatlock" xmlns:w16se="http://schemas.microsoft.com/office/word/2015/wordml/symex" xmlns:wpg="http://schemas.microsoft.com/office/word/2010/wordprocessingGroup" xmlns:wpi="http://schemas.microsoft.com/office/word/2010/wordprocessingInk" xmlns:wne="http://schemas.microsoft.com/office/word/2006/wordml" xmlns:wps="http://schemas.microsoft.com/office/word/2010/wordprocessingShape" mc:Ignorable="w14 w15 w16se w16cid w16 w16cex w16sdtdh w16sdtfl w16du wp14">
   <w:endnote w:type="separator" w:id="-1">
     <w:p>
       <w:pPr>
@@ -363,7 +380,7 @@
 </file>
 
 <file path=word/footer1.xml><?xml version="1.0" encoding="utf-8"?>
-<w:ftr xmlns:wpc="http://schemas.microsoft.com/office/word/2010/wordprocessingCanvas" xmlns:cx="http://schemas.microsoft.com/office/drawing/2014/chartex" xmlns:cx1="http://schemas.microsoft.com/office/drawing/2015/9/8/chartex" xmlns:cx2="http://schemas.microsoft.com/office/drawing/2015/10/21/chartex" xmlns:cx3="http://schemas.microsoft.com/office/drawing/2016/5/9/chartex" xmlns:cx4="http://schemas.microsoft.com/office/drawing/2016/5/10/chartex" xmlns:cx5="http://schemas.microsoft.com/office/drawing/2016/5/11/chartex" xmlns:cx6="http://schemas.microsoft.com/office/drawing/2016/5/12/chartex" xmlns:cx7="http://schemas.microsoft.com/office/drawing/2016/5/13/chartex" xmlns:cx8="http://schemas.microsoft.com/office/drawing/2016/5/14/chartex" xmlns:mc="http://schemas.openxmlformats.org/markup-compatibility/2006" xmlns:aink="http://schemas.microsoft.com/office/drawing/2016/ink" xmlns:am3d="http://schemas.microsoft.com/office/drawing/2017/model3d" xmlns:o="urn:schemas-microsoft-com:office:office" xmlns:oel="http://schemas.microsoft.com/office/2019/extlst" xmlns:r="http://schemas.openxmlformats.org/officeDocument/2006/relationships" xmlns:m="http://schemas.openxmlformats.org/officeDocument/2006/math" xmlns:v="urn:schemas-microsoft-com:vml" xmlns:wp14="http://schemas.microsoft.com/office/word/2010/wordprocessingDrawing" xmlns:wp="http://schemas.openxmlformats.org/drawingml/2006/wordprocessingDrawing" xmlns:w10="urn:schemas-microsoft-com:office:word" xmlns:w="http://schemas.openxmlformats.org/wordprocessingml/2006/main" xmlns:w14="http://schemas.microsoft.com/office/word/2010/wordml" xmlns:w15="http://schemas.microsoft.com/office/word/2012/wordml" xmlns:w16cex="http://schemas.microsoft.com/office/word/2018/wordml/cex" xmlns:w16cid="http://schemas.microsoft.com/office/word/2016/wordml/cid" xmlns:w16="http://schemas.microsoft.com/office/word/2018/wordml" xmlns:w16sdtdh="http://schemas.microsoft.com/office/word/2020/wordml/sdtdatahash" xmlns:w16se="http://schemas.microsoft.com/office/word/2015/wordml/symex" xmlns:wpg="http://schemas.microsoft.com/office/word/2010/wordprocessingGroup" xmlns:wpi="http://schemas.microsoft.com/office/word/2010/wordprocessingInk" xmlns:wne="http://schemas.microsoft.com/office/word/2006/wordml" xmlns:wps="http://schemas.microsoft.com/office/word/2010/wordprocessingShape" mc:Ignorable="w14 w15 w16se w16cid w16 w16cex w16sdtdh wp14">
+<w:ftr xmlns:wpc="http://schemas.microsoft.com/office/word/2010/wordprocessingCanvas" xmlns:cx="http://schemas.microsoft.com/office/drawing/2014/chartex" xmlns:cx1="http://schemas.microsoft.com/office/drawing/2015/9/8/chartex" xmlns:cx2="http://schemas.microsoft.com/office/drawing/2015/10/21/chartex" xmlns:cx3="http://schemas.microsoft.com/office/drawing/2016/5/9/chartex" xmlns:cx4="http://schemas.microsoft.com/office/drawing/2016/5/10/chartex" xmlns:cx5="http://schemas.microsoft.com/office/drawing/2016/5/11/chartex" xmlns:cx6="http://schemas.microsoft.com/office/drawing/2016/5/12/chartex" xmlns:cx7="http://schemas.microsoft.com/office/drawing/2016/5/13/chartex" xmlns:cx8="http://schemas.microsoft.com/office/drawing/2016/5/14/chartex" xmlns:mc="http://schemas.openxmlformats.org/markup-compatibility/2006" xmlns:aink="http://schemas.microsoft.com/office/drawing/2016/ink" xmlns:am3d="http://schemas.microsoft.com/office/drawing/2017/model3d" xmlns:o="urn:schemas-microsoft-com:office:office" xmlns:oel="http://schemas.microsoft.com/office/2019/extlst" xmlns:r="http://schemas.openxmlformats.org/officeDocument/2006/relationships" xmlns:m="http://schemas.openxmlformats.org/officeDocument/2006/math" xmlns:v="urn:schemas-microsoft-com:vml" xmlns:wp14="http://schemas.microsoft.com/office/word/2010/wordprocessingDrawing" xmlns:wp="http://schemas.openxmlformats.org/drawingml/2006/wordprocessingDrawing" xmlns:w10="urn:schemas-microsoft-com:office:word" xmlns:w="http://schemas.openxmlformats.org/wordprocessingml/2006/main" xmlns:w14="http://schemas.microsoft.com/office/word/2010/wordml" xmlns:w15="http://schemas.microsoft.com/office/word/2012/wordml" xmlns:w16cex="http://schemas.microsoft.com/office/word/2018/wordml/cex" xmlns:w16cid="http://schemas.microsoft.com/office/word/2016/wordml/cid" xmlns:w16="http://schemas.microsoft.com/office/word/2018/wordml" xmlns:w16du="http://schemas.microsoft.com/office/word/2023/wordml/word16du" xmlns:w16sdtdh="http://schemas.microsoft.com/office/word/2020/wordml/sdtdatahash" xmlns:w16sdtfl="http://schemas.microsoft.com/office/word/2024/wordml/sdtformatlock" xmlns:w16se="http://schemas.microsoft.com/office/word/2015/wordml/symex" xmlns:wpg="http://schemas.microsoft.com/office/word/2010/wordprocessingGroup" xmlns:wpi="http://schemas.microsoft.com/office/word/2010/wordprocessingInk" xmlns:wne="http://schemas.microsoft.com/office/word/2006/wordml" xmlns:wps="http://schemas.microsoft.com/office/word/2010/wordprocessingShape" mc:Ignorable="w14 w15 w16se w16cid w16 w16cex w16sdtdh w16sdtfl w16du wp14">
   <w:p>
     <w:pPr>
       <w:pStyle w:val="Footer"/>
@@ -373,7 +390,7 @@
 </file>
 
 <file path=word/footer2.xml><?xml version="1.0" encoding="utf-8"?>
-<w:ftr xmlns:wpc="http://schemas.microsoft.com/office/word/2010/wordprocessingCanvas" xmlns:cx="http://schemas.microsoft.com/office/drawing/2014/chartex" xmlns:cx1="http://schemas.microsoft.com/office/drawing/2015/9/8/chartex" xmlns:cx2="http://schemas.microsoft.com/office/drawing/2015/10/21/chartex" xmlns:cx3="http://schemas.microsoft.com/office/drawing/2016/5/9/chartex" xmlns:cx4="http://schemas.microsoft.com/office/drawing/2016/5/10/chartex" xmlns:cx5="http://schemas.microsoft.com/office/drawing/2016/5/11/chartex" xmlns:cx6="http://schemas.microsoft.com/office/drawing/2016/5/12/chartex" xmlns:cx7="http://schemas.microsoft.com/office/drawing/2016/5/13/chartex" xmlns:cx8="http://schemas.microsoft.com/office/drawing/2016/5/14/chartex" xmlns:mc="http://schemas.openxmlformats.org/markup-compatibility/2006" xmlns:aink="http://schemas.microsoft.com/office/drawing/2016/ink" xmlns:am3d="http://schemas.microsoft.com/office/drawing/2017/model3d" xmlns:o="urn:schemas-microsoft-com:office:office" xmlns:oel="http://schemas.microsoft.com/office/2019/extlst" xmlns:r="http://schemas.openxmlformats.org/officeDocument/2006/relationships" xmlns:m="http://schemas.openxmlformats.org/officeDocument/2006/math" xmlns:v="urn:schemas-microsoft-com:vml" xmlns:wp14="http://schemas.microsoft.com/office/word/2010/wordprocessingDrawing" xmlns:wp="http://schemas.openxmlformats.org/drawingml/2006/wordprocessingDrawing" xmlns:w10="urn:schemas-microsoft-com:office:word" xmlns:w="http://schemas.openxmlformats.org/wordprocessingml/2006/main" xmlns:w14="http://schemas.microsoft.com/office/word/2010/wordml" xmlns:w15="http://schemas.microsoft.com/office/word/2012/wordml" xmlns:w16cex="http://schemas.microsoft.com/office/word/2018/wordml/cex" xmlns:w16cid="http://schemas.microsoft.com/office/word/2016/wordml/cid" xmlns:w16="http://schemas.microsoft.com/office/word/2018/wordml" xmlns:w16sdtdh="http://schemas.microsoft.com/office/word/2020/wordml/sdtdatahash" xmlns:w16se="http://schemas.microsoft.com/office/word/2015/wordml/symex" xmlns:wpg="http://schemas.microsoft.com/office/word/2010/wordprocessingGroup" xmlns:wpi="http://schemas.microsoft.com/office/word/2010/wordprocessingInk" xmlns:wne="http://schemas.microsoft.com/office/word/2006/wordml" xmlns:wps="http://schemas.microsoft.com/office/word/2010/wordprocessingShape" mc:Ignorable="w14 w15 w16se w16cid w16 w16cex w16sdtdh wp14">
+<w:ftr xmlns:wpc="http://schemas.microsoft.com/office/word/2010/wordprocessingCanvas" xmlns:cx="http://schemas.microsoft.com/office/drawing/2014/chartex" xmlns:cx1="http://schemas.microsoft.com/office/drawing/2015/9/8/chartex" xmlns:cx2="http://schemas.microsoft.com/office/drawing/2015/10/21/chartex" xmlns:cx3="http://schemas.microsoft.com/office/drawing/2016/5/9/chartex" xmlns:cx4="http://schemas.microsoft.com/office/drawing/2016/5/10/chartex" xmlns:cx5="http://schemas.microsoft.com/office/drawing/2016/5/11/chartex" xmlns:cx6="http://schemas.microsoft.com/office/drawing/2016/5/12/chartex" xmlns:cx7="http://schemas.microsoft.com/office/drawing/2016/5/13/chartex" xmlns:cx8="http://schemas.microsoft.com/office/drawing/2016/5/14/chartex" xmlns:mc="http://schemas.openxmlformats.org/markup-compatibility/2006" xmlns:aink="http://schemas.microsoft.com/office/drawing/2016/ink" xmlns:am3d="http://schemas.microsoft.com/office/drawing/2017/model3d" xmlns:o="urn:schemas-microsoft-com:office:office" xmlns:oel="http://schemas.microsoft.com/office/2019/extlst" xmlns:r="http://schemas.openxmlformats.org/officeDocument/2006/relationships" xmlns:m="http://schemas.openxmlformats.org/officeDocument/2006/math" xmlns:v="urn:schemas-microsoft-com:vml" xmlns:wp14="http://schemas.microsoft.com/office/word/2010/wordprocessingDrawing" xmlns:wp="http://schemas.openxmlformats.org/drawingml/2006/wordprocessingDrawing" xmlns:w10="urn:schemas-microsoft-com:office:word" xmlns:w="http://schemas.openxmlformats.org/wordprocessingml/2006/main" xmlns:w14="http://schemas.microsoft.com/office/word/2010/wordml" xmlns:w15="http://schemas.microsoft.com/office/word/2012/wordml" xmlns:w16cex="http://schemas.microsoft.com/office/word/2018/wordml/cex" xmlns:w16cid="http://schemas.microsoft.com/office/word/2016/wordml/cid" xmlns:w16="http://schemas.microsoft.com/office/word/2018/wordml" xmlns:w16du="http://schemas.microsoft.com/office/word/2023/wordml/word16du" xmlns:w16sdtdh="http://schemas.microsoft.com/office/word/2020/wordml/sdtdatahash" xmlns:w16sdtfl="http://schemas.microsoft.com/office/word/2024/wordml/sdtformatlock" xmlns:w16se="http://schemas.microsoft.com/office/word/2015/wordml/symex" xmlns:wpg="http://schemas.microsoft.com/office/word/2010/wordprocessingGroup" xmlns:wpi="http://schemas.microsoft.com/office/word/2010/wordprocessingInk" xmlns:wne="http://schemas.microsoft.com/office/word/2006/wordml" xmlns:wps="http://schemas.microsoft.com/office/word/2010/wordprocessingShape" mc:Ignorable="w14 w15 w16se w16cid w16 w16cex w16sdtdh w16sdtfl w16du wp14">
   <w:p>
     <w:pPr>
       <w:pStyle w:val="Footer"/>
@@ -383,7 +400,7 @@
 </file>
 
 <file path=word/footer3.xml><?xml version="1.0" encoding="utf-8"?>
-<w:ftr xmlns:wpc="http://schemas.microsoft.com/office/word/2010/wordprocessingCanvas" xmlns:cx="http://schemas.microsoft.com/office/drawing/2014/chartex" xmlns:cx1="http://schemas.microsoft.com/office/drawing/2015/9/8/chartex" xmlns:cx2="http://schemas.microsoft.com/office/drawing/2015/10/21/chartex" xmlns:cx3="http://schemas.microsoft.com/office/drawing/2016/5/9/chartex" xmlns:cx4="http://schemas.microsoft.com/office/drawing/2016/5/10/chartex" xmlns:cx5="http://schemas.microsoft.com/office/drawing/2016/5/11/chartex" xmlns:cx6="http://schemas.microsoft.com/office/drawing/2016/5/12/chartex" xmlns:cx7="http://schemas.microsoft.com/office/drawing/2016/5/13/chartex" xmlns:cx8="http://schemas.microsoft.com/office/drawing/2016/5/14/chartex" xmlns:mc="http://schemas.openxmlformats.org/markup-compatibility/2006" xmlns:aink="http://schemas.microsoft.com/office/drawing/2016/ink" xmlns:am3d="http://schemas.microsoft.com/office/drawing/2017/model3d" xmlns:o="urn:schemas-microsoft-com:office:office" xmlns:oel="http://schemas.microsoft.com/office/2019/extlst" xmlns:r="http://schemas.openxmlformats.org/officeDocument/2006/relationships" xmlns:m="http://schemas.openxmlformats.org/officeDocument/2006/math" xmlns:v="urn:schemas-microsoft-com:vml" xmlns:wp14="http://schemas.microsoft.com/office/word/2010/wordprocessingDrawing" xmlns:wp="http://schemas.openxmlformats.org/drawingml/2006/wordprocessingDrawing" xmlns:w10="urn:schemas-microsoft-com:office:word" xmlns:w="http://schemas.openxmlformats.org/wordprocessingml/2006/main" xmlns:w14="http://schemas.microsoft.com/office/word/2010/wordml" xmlns:w15="http://schemas.microsoft.com/office/word/2012/wordml" xmlns:w16cex="http://schemas.microsoft.com/office/word/2018/wordml/cex" xmlns:w16cid="http://schemas.microsoft.com/office/word/2016/wordml/cid" xmlns:w16="http://schemas.microsoft.com/office/word/2018/wordml" xmlns:w16sdtdh="http://schemas.microsoft.com/office/word/2020/wordml/sdtdatahash" xmlns:w16se="http://schemas.microsoft.com/office/word/2015/wordml/symex" xmlns:wpg="http://schemas.microsoft.com/office/word/2010/wordprocessingGroup" xmlns:wpi="http://schemas.microsoft.com/office/word/2010/wordprocessingInk" xmlns:wne="http://schemas.microsoft.com/office/word/2006/wordml" xmlns:wps="http://schemas.microsoft.com/office/word/2010/wordprocessingShape" mc:Ignorable="w14 w15 w16se w16cid w16 w16cex w16sdtdh wp14">
+<w:ftr xmlns:wpc="http://schemas.microsoft.com/office/word/2010/wordprocessingCanvas" xmlns:cx="http://schemas.microsoft.com/office/drawing/2014/chartex" xmlns:cx1="http://schemas.microsoft.com/office/drawing/2015/9/8/chartex" xmlns:cx2="http://schemas.microsoft.com/office/drawing/2015/10/21/chartex" xmlns:cx3="http://schemas.microsoft.com/office/drawing/2016/5/9/chartex" xmlns:cx4="http://schemas.microsoft.com/office/drawing/2016/5/10/chartex" xmlns:cx5="http://schemas.microsoft.com/office/drawing/2016/5/11/chartex" xmlns:cx6="http://schemas.microsoft.com/office/drawing/2016/5/12/chartex" xmlns:cx7="http://schemas.microsoft.com/office/drawing/2016/5/13/chartex" xmlns:cx8="http://schemas.microsoft.com/office/drawing/2016/5/14/chartex" xmlns:mc="http://schemas.openxmlformats.org/markup-compatibility/2006" xmlns:aink="http://schemas.microsoft.com/office/drawing/2016/ink" xmlns:am3d="http://schemas.microsoft.com/office/drawing/2017/model3d" xmlns:o="urn:schemas-microsoft-com:office:office" xmlns:oel="http://schemas.microsoft.com/office/2019/extlst" xmlns:r="http://schemas.openxmlformats.org/officeDocument/2006/relationships" xmlns:m="http://schemas.openxmlformats.org/officeDocument/2006/math" xmlns:v="urn:schemas-microsoft-com:vml" xmlns:wp14="http://schemas.microsoft.com/office/word/2010/wordprocessingDrawing" xmlns:wp="http://schemas.openxmlformats.org/drawingml/2006/wordprocessingDrawing" xmlns:w10="urn:schemas-microsoft-com:office:word" xmlns:w="http://schemas.openxmlformats.org/wordprocessingml/2006/main" xmlns:w14="http://schemas.microsoft.com/office/word/2010/wordml" xmlns:w15="http://schemas.microsoft.com/office/word/2012/wordml" xmlns:w16cex="http://schemas.microsoft.com/office/word/2018/wordml/cex" xmlns:w16cid="http://schemas.microsoft.com/office/word/2016/wordml/cid" xmlns:w16="http://schemas.microsoft.com/office/word/2018/wordml" xmlns:w16du="http://schemas.microsoft.com/office/word/2023/wordml/word16du" xmlns:w16sdtdh="http://schemas.microsoft.com/office/word/2020/wordml/sdtdatahash" xmlns:w16sdtfl="http://schemas.microsoft.com/office/word/2024/wordml/sdtformatlock" xmlns:w16se="http://schemas.microsoft.com/office/word/2015/wordml/symex" xmlns:wpg="http://schemas.microsoft.com/office/word/2010/wordprocessingGroup" xmlns:wpi="http://schemas.microsoft.com/office/word/2010/wordprocessingInk" xmlns:wne="http://schemas.microsoft.com/office/word/2006/wordml" xmlns:wps="http://schemas.microsoft.com/office/word/2010/wordprocessingShape" mc:Ignorable="w14 w15 w16se w16cid w16 w16cex w16sdtdh w16sdtfl w16du wp14">
   <w:p>
     <w:pPr>
       <w:pStyle w:val="Footer"/>
@@ -393,7 +410,7 @@
 </file>
 
 <file path=word/footnotes.xml><?xml version="1.0" encoding="utf-8"?>
-<w:footnotes xmlns:wpc="http://schemas.microsoft.com/office/word/2010/wordprocessingCanvas" xmlns:cx="http://schemas.microsoft.com/office/drawing/2014/chartex" xmlns:cx1="http://schemas.microsoft.com/office/drawing/2015/9/8/chartex" xmlns:cx2="http://schemas.microsoft.com/office/drawing/2015/10/21/chartex" xmlns:cx3="http://schemas.microsoft.com/office/drawing/2016/5/9/chartex" xmlns:cx4="http://schemas.microsoft.com/office/drawing/2016/5/10/chartex" xmlns:cx5="http://schemas.microsoft.com/office/drawing/2016/5/11/chartex" xmlns:cx6="http://schemas.microsoft.com/office/drawing/2016/5/12/chartex" xmlns:cx7="http://schemas.microsoft.com/office/drawing/2016/5/13/chartex" xmlns:cx8="http://schemas.microsoft.com/office/drawing/2016/5/14/chartex" xmlns:mc="http://schemas.openxmlformats.org/markup-compatibility/2006" xmlns:aink="http://schemas.microsoft.com/office/drawing/2016/ink" xmlns:am3d="http://schemas.microsoft.com/office/drawing/2017/model3d" xmlns:o="urn:schemas-microsoft-com:office:office" xmlns:oel="http://schemas.microsoft.com/office/2019/extlst" xmlns:r="http://schemas.openxmlformats.org/officeDocument/2006/relationships" xmlns:m="http://schemas.openxmlformats.org/officeDocument/2006/math" xmlns:v="urn:schemas-microsoft-com:vml" xmlns:wp14="http://schemas.microsoft.com/office/word/2010/wordprocessingDrawing" xmlns:wp="http://schemas.openxmlformats.org/drawingml/2006/wordprocessingDrawing" xmlns:w10="urn:schemas-microsoft-com:office:word" xmlns:w="http://schemas.openxmlformats.org/wordprocessingml/2006/main" xmlns:w14="http://schemas.microsoft.com/office/word/2010/wordml" xmlns:w15="http://schemas.microsoft.com/office/word/2012/wordml" xmlns:w16cex="http://schemas.microsoft.com/office/word/2018/wordml/cex" xmlns:w16cid="http://schemas.microsoft.com/office/word/2016/wordml/cid" xmlns:w16="http://schemas.microsoft.com/office/word/2018/wordml" xmlns:w16sdtdh="http://schemas.microsoft.com/office/word/2020/wordml/sdtdatahash" xmlns:w16se="http://schemas.microsoft.com/office/word/2015/wordml/symex" xmlns:wpg="http://schemas.microsoft.com/office/word/2010/wordprocessingGroup" xmlns:wpi="http://schemas.microsoft.com/office/word/2010/wordprocessingInk" xmlns:wne="http://schemas.microsoft.com/office/word/2006/wordml" xmlns:wps="http://schemas.microsoft.com/office/word/2010/wordprocessingShape" mc:Ignorable="w14 w15 w16se w16cid w16 w16cex w16sdtdh wp14">
+<w:footnotes xmlns:wpc="http://schemas.microsoft.com/office/word/2010/wordprocessingCanvas" xmlns:cx="http://schemas.microsoft.com/office/drawing/2014/chartex" xmlns:cx1="http://schemas.microsoft.com/office/drawing/2015/9/8/chartex" xmlns:cx2="http://schemas.microsoft.com/office/drawing/2015/10/21/chartex" xmlns:cx3="http://schemas.microsoft.com/office/drawing/2016/5/9/chartex" xmlns:cx4="http://schemas.microsoft.com/office/drawing/2016/5/10/chartex" xmlns:cx5="http://schemas.microsoft.com/office/drawing/2016/5/11/chartex" xmlns:cx6="http://schemas.microsoft.com/office/drawing/2016/5/12/chartex" xmlns:cx7="http://schemas.microsoft.com/office/drawing/2016/5/13/chartex" xmlns:cx8="http://schemas.microsoft.com/office/drawing/2016/5/14/chartex" xmlns:mc="http://schemas.openxmlformats.org/markup-compatibility/2006" xmlns:aink="http://schemas.microsoft.com/office/drawing/2016/ink" xmlns:am3d="http://schemas.microsoft.com/office/drawing/2017/model3d" xmlns:o="urn:schemas-microsoft-com:office:office" xmlns:oel="http://schemas.microsoft.com/office/2019/extlst" xmlns:r="http://schemas.openxmlformats.org/officeDocument/2006/relationships" xmlns:m="http://schemas.openxmlformats.org/officeDocument/2006/math" xmlns:v="urn:schemas-microsoft-com:vml" xmlns:wp14="http://schemas.microsoft.com/office/word/2010/wordprocessingDrawing" xmlns:wp="http://schemas.openxmlformats.org/drawingml/2006/wordprocessingDrawing" xmlns:w10="urn:schemas-microsoft-com:office:word" xmlns:w="http://schemas.openxmlformats.org/wordprocessingml/2006/main" xmlns:w14="http://schemas.microsoft.com/office/word/2010/wordml" xmlns:w15="http://schemas.microsoft.com/office/word/2012/wordml" xmlns:w16cex="http://schemas.microsoft.com/office/word/2018/wordml/cex" xmlns:w16cid="http://schemas.microsoft.com/office/word/2016/wordml/cid" xmlns:w16="http://schemas.microsoft.com/office/word/2018/wordml" xmlns:w16du="http://schemas.microsoft.com/office/word/2023/wordml/word16du" xmlns:w16sdtdh="http://schemas.microsoft.com/office/word/2020/wordml/sdtdatahash" xmlns:w16sdtfl="http://schemas.microsoft.com/office/word/2024/wordml/sdtformatlock" xmlns:w16se="http://schemas.microsoft.com/office/word/2015/wordml/symex" xmlns:wpg="http://schemas.microsoft.com/office/word/2010/wordprocessingGroup" xmlns:wpi="http://schemas.microsoft.com/office/word/2010/wordprocessingInk" xmlns:wne="http://schemas.microsoft.com/office/word/2006/wordml" xmlns:wps="http://schemas.microsoft.com/office/word/2010/wordprocessingShape" mc:Ignorable="w14 w15 w16se w16cid w16 w16cex w16sdtdh w16sdtfl w16du wp14">
   <w:footnote w:type="separator" w:id="-1">
     <w:p>
       <w:pPr>
@@ -418,7 +435,7 @@
 </file>
 
 <file path=word/header1.xml><?xml version="1.0" encoding="utf-8"?>
-<w:hdr xmlns:wpc="http://schemas.microsoft.com/office/word/2010/wordprocessingCanvas" xmlns:cx="http://schemas.microsoft.com/office/drawing/2014/chartex" xmlns:cx1="http://schemas.microsoft.com/office/drawing/2015/9/8/chartex" xmlns:cx2="http://schemas.microsoft.com/office/drawing/2015/10/21/chartex" xmlns:cx3="http://schemas.microsoft.com/office/drawing/2016/5/9/chartex" xmlns:cx4="http://schemas.microsoft.com/office/drawing/2016/5/10/chartex" xmlns:cx5="http://schemas.microsoft.com/office/drawing/2016/5/11/chartex" xmlns:cx6="http://schemas.microsoft.com/office/drawing/2016/5/12/chartex" xmlns:cx7="http://schemas.microsoft.com/office/drawing/2016/5/13/chartex" xmlns:cx8="http://schemas.microsoft.com/office/drawing/2016/5/14/chartex" xmlns:mc="http://schemas.openxmlformats.org/markup-compatibility/2006" xmlns:aink="http://schemas.microsoft.com/office/drawing/2016/ink" xmlns:am3d="http://schemas.microsoft.com/office/drawing/2017/model3d" xmlns:o="urn:schemas-microsoft-com:office:office" xmlns:oel="http://schemas.microsoft.com/office/2019/extlst" xmlns:r="http://schemas.openxmlformats.org/officeDocument/2006/relationships" xmlns:m="http://schemas.openxmlformats.org/officeDocument/2006/math" xmlns:v="urn:schemas-microsoft-com:vml" xmlns:wp14="http://schemas.microsoft.com/office/word/2010/wordprocessingDrawing" xmlns:wp="http://schemas.openxmlformats.org/drawingml/2006/wordprocessingDrawing" xmlns:w10="urn:schemas-microsoft-com:office:word" xmlns:w="http://schemas.openxmlformats.org/wordprocessingml/2006/main" xmlns:w14="http://schemas.microsoft.com/office/word/2010/wordml" xmlns:w15="http://schemas.microsoft.com/office/word/2012/wordml" xmlns:w16cex="http://schemas.microsoft.com/office/word/2018/wordml/cex" xmlns:w16cid="http://schemas.microsoft.com/office/word/2016/wordml/cid" xmlns:w16="http://schemas.microsoft.com/office/word/2018/wordml" xmlns:w16sdtdh="http://schemas.microsoft.com/office/word/2020/wordml/sdtdatahash" xmlns:w16se="http://schemas.microsoft.com/office/word/2015/wordml/symex" xmlns:wpg="http://schemas.microsoft.com/office/word/2010/wordprocessingGroup" xmlns:wpi="http://schemas.microsoft.com/office/word/2010/wordprocessingInk" xmlns:wne="http://schemas.microsoft.com/office/word/2006/wordml" xmlns:wps="http://schemas.microsoft.com/office/word/2010/wordprocessingShape" mc:Ignorable="w14 w15 w16se w16cid w16 w16cex w16sdtdh wp14">
+<w:hdr xmlns:wpc="http://schemas.microsoft.com/office/word/2010/wordprocessingCanvas" xmlns:cx="http://schemas.microsoft.com/office/drawing/2014/chartex" xmlns:cx1="http://schemas.microsoft.com/office/drawing/2015/9/8/chartex" xmlns:cx2="http://schemas.microsoft.com/office/drawing/2015/10/21/chartex" xmlns:cx3="http://schemas.microsoft.com/office/drawing/2016/5/9/chartex" xmlns:cx4="http://schemas.microsoft.com/office/drawing/2016/5/10/chartex" xmlns:cx5="http://schemas.microsoft.com/office/drawing/2016/5/11/chartex" xmlns:cx6="http://schemas.microsoft.com/office/drawing/2016/5/12/chartex" xmlns:cx7="http://schemas.microsoft.com/office/drawing/2016/5/13/chartex" xmlns:cx8="http://schemas.microsoft.com/office/drawing/2016/5/14/chartex" xmlns:mc="http://schemas.openxmlformats.org/markup-compatibility/2006" xmlns:aink="http://schemas.microsoft.com/office/drawing/2016/ink" xmlns:am3d="http://schemas.microsoft.com/office/drawing/2017/model3d" xmlns:o="urn:schemas-microsoft-com:office:office" xmlns:oel="http://schemas.microsoft.com/office/2019/extlst" xmlns:r="http://schemas.openxmlformats.org/officeDocument/2006/relationships" xmlns:m="http://schemas.openxmlformats.org/officeDocument/2006/math" xmlns:v="urn:schemas-microsoft-com:vml" xmlns:wp14="http://schemas.microsoft.com/office/word/2010/wordprocessingDrawing" xmlns:wp="http://schemas.openxmlformats.org/drawingml/2006/wordprocessingDrawing" xmlns:w10="urn:schemas-microsoft-com:office:word" xmlns:w="http://schemas.openxmlformats.org/wordprocessingml/2006/main" xmlns:w14="http://schemas.microsoft.com/office/word/2010/wordml" xmlns:w15="http://schemas.microsoft.com/office/word/2012/wordml" xmlns:w16cex="http://schemas.microsoft.com/office/word/2018/wordml/cex" xmlns:w16cid="http://schemas.microsoft.com/office/word/2016/wordml/cid" xmlns:w16="http://schemas.microsoft.com/office/word/2018/wordml" xmlns:w16du="http://schemas.microsoft.com/office/word/2023/wordml/word16du" xmlns:w16sdtdh="http://schemas.microsoft.com/office/word/2020/wordml/sdtdatahash" xmlns:w16sdtfl="http://schemas.microsoft.com/office/word/2024/wordml/sdtformatlock" xmlns:w16se="http://schemas.microsoft.com/office/word/2015/wordml/symex" xmlns:wpg="http://schemas.microsoft.com/office/word/2010/wordprocessingGroup" xmlns:wpi="http://schemas.microsoft.com/office/word/2010/wordprocessingInk" xmlns:wne="http://schemas.microsoft.com/office/word/2006/wordml" xmlns:wps="http://schemas.microsoft.com/office/word/2010/wordprocessingShape" mc:Ignorable="w14 w15 w16se w16cid w16 w16cex w16sdtdh w16sdtfl w16du wp14">
   <w:p>
     <w:pPr>
       <w:pStyle w:val="Header"/>
@@ -428,7 +445,7 @@
 </file>
 
 <file path=word/header2.xml><?xml version="1.0" encoding="utf-8"?>
-<w:hdr xmlns:wpc="http://schemas.microsoft.com/office/word/2010/wordprocessingCanvas" xmlns:cx="http://schemas.microsoft.com/office/drawing/2014/chartex" xmlns:cx1="http://schemas.microsoft.com/office/drawing/2015/9/8/chartex" xmlns:cx2="http://schemas.microsoft.com/office/drawing/2015/10/21/chartex" xmlns:cx3="http://schemas.microsoft.com/office/drawing/2016/5/9/chartex" xmlns:cx4="http://schemas.microsoft.com/office/drawing/2016/5/10/chartex" xmlns:cx5="http://schemas.microsoft.com/office/drawing/2016/5/11/chartex" xmlns:cx6="http://schemas.microsoft.com/office/drawing/2016/5/12/chartex" xmlns:cx7="http://schemas.microsoft.com/office/drawing/2016/5/13/chartex" xmlns:cx8="http://schemas.microsoft.com/office/drawing/2016/5/14/chartex" xmlns:mc="http://schemas.openxmlformats.org/markup-compatibility/2006" xmlns:aink="http://schemas.microsoft.com/office/drawing/2016/ink" xmlns:am3d="http://schemas.microsoft.com/office/drawing/2017/model3d" xmlns:o="urn:schemas-microsoft-com:office:office" xmlns:oel="http://schemas.microsoft.com/office/2019/extlst" xmlns:r="http://schemas.openxmlformats.org/officeDocument/2006/relationships" xmlns:m="http://schemas.openxmlformats.org/officeDocument/2006/math" xmlns:v="urn:schemas-microsoft-com:vml" xmlns:wp14="http://schemas.microsoft.com/office/word/2010/wordprocessingDrawing" xmlns:wp="http://schemas.openxmlformats.org/drawingml/2006/wordprocessingDrawing" xmlns:w10="urn:schemas-microsoft-com:office:word" xmlns:w="http://schemas.openxmlformats.org/wordprocessingml/2006/main" xmlns:w14="http://schemas.microsoft.com/office/word/2010/wordml" xmlns:w15="http://schemas.microsoft.com/office/word/2012/wordml" xmlns:w16cex="http://schemas.microsoft.com/office/word/2018/wordml/cex" xmlns:w16cid="http://schemas.microsoft.com/office/word/2016/wordml/cid" xmlns:w16="http://schemas.microsoft.com/office/word/2018/wordml" xmlns:w16sdtdh="http://schemas.microsoft.com/office/word/2020/wordml/sdtdatahash" xmlns:w16se="http://schemas.microsoft.com/office/word/2015/wordml/symex" xmlns:wpg="http://schemas.microsoft.com/office/word/2010/wordprocessingGroup" xmlns:wpi="http://schemas.microsoft.com/office/word/2010/wordprocessingInk" xmlns:wne="http://schemas.microsoft.com/office/word/2006/wordml" xmlns:wps="http://schemas.microsoft.com/office/word/2010/wordprocessingShape" mc:Ignorable="w14 w15 w16se w16cid w16 w16cex w16sdtdh wp14">
+<w:hdr xmlns:wpc="http://schemas.microsoft.com/office/word/2010/wordprocessingCanvas" xmlns:cx="http://schemas.microsoft.com/office/drawing/2014/chartex" xmlns:cx1="http://schemas.microsoft.com/office/drawing/2015/9/8/chartex" xmlns:cx2="http://schemas.microsoft.com/office/drawing/2015/10/21/chartex" xmlns:cx3="http://schemas.microsoft.com/office/drawing/2016/5/9/chartex" xmlns:cx4="http://schemas.microsoft.com/office/drawing/2016/5/10/chartex" xmlns:cx5="http://schemas.microsoft.com/office/drawing/2016/5/11/chartex" xmlns:cx6="http://schemas.microsoft.com/office/drawing/2016/5/12/chartex" xmlns:cx7="http://schemas.microsoft.com/office/drawing/2016/5/13/chartex" xmlns:cx8="http://schemas.microsoft.com/office/drawing/2016/5/14/chartex" xmlns:mc="http://schemas.openxmlformats.org/markup-compatibility/2006" xmlns:aink="http://schemas.microsoft.com/office/drawing/2016/ink" xmlns:am3d="http://schemas.microsoft.com/office/drawing/2017/model3d" xmlns:o="urn:schemas-microsoft-com:office:office" xmlns:oel="http://schemas.microsoft.com/office/2019/extlst" xmlns:r="http://schemas.openxmlformats.org/officeDocument/2006/relationships" xmlns:m="http://schemas.openxmlformats.org/officeDocument/2006/math" xmlns:v="urn:schemas-microsoft-com:vml" xmlns:wp14="http://schemas.microsoft.com/office/word/2010/wordprocessingDrawing" xmlns:wp="http://schemas.openxmlformats.org/drawingml/2006/wordprocessingDrawing" xmlns:w10="urn:schemas-microsoft-com:office:word" xmlns:w="http://schemas.openxmlformats.org/wordprocessingml/2006/main" xmlns:w14="http://schemas.microsoft.com/office/word/2010/wordml" xmlns:w15="http://schemas.microsoft.com/office/word/2012/wordml" xmlns:w16cex="http://schemas.microsoft.com/office/word/2018/wordml/cex" xmlns:w16cid="http://schemas.microsoft.com/office/word/2016/wordml/cid" xmlns:w16="http://schemas.microsoft.com/office/word/2018/wordml" xmlns:w16du="http://schemas.microsoft.com/office/word/2023/wordml/word16du" xmlns:w16sdtdh="http://schemas.microsoft.com/office/word/2020/wordml/sdtdatahash" xmlns:w16sdtfl="http://schemas.microsoft.com/office/word/2024/wordml/sdtformatlock" xmlns:w16se="http://schemas.microsoft.com/office/word/2015/wordml/symex" xmlns:wpg="http://schemas.microsoft.com/office/word/2010/wordprocessingGroup" xmlns:wpi="http://schemas.microsoft.com/office/word/2010/wordprocessingInk" xmlns:wne="http://schemas.microsoft.com/office/word/2006/wordml" xmlns:wps="http://schemas.microsoft.com/office/word/2010/wordprocessingShape" mc:Ignorable="w14 w15 w16se w16cid w16 w16cex w16sdtdh w16sdtfl w16du wp14">
   <w:p>
     <w:pPr>
       <w:pStyle w:val="Header"/>
@@ -439,7 +456,7 @@
 </file>
 
 <file path=word/header3.xml><?xml version="1.0" encoding="utf-8"?>
-<w:hdr xmlns:wpc="http://schemas.microsoft.com/office/word/2010/wordprocessingCanvas" xmlns:cx="http://schemas.microsoft.com/office/drawing/2014/chartex" xmlns:cx1="http://schemas.microsoft.com/office/drawing/2015/9/8/chartex" xmlns:cx2="http://schemas.microsoft.com/office/drawing/2015/10/21/chartex" xmlns:cx3="http://schemas.microsoft.com/office/drawing/2016/5/9/chartex" xmlns:cx4="http://schemas.microsoft.com/office/drawing/2016/5/10/chartex" xmlns:cx5="http://schemas.microsoft.com/office/drawing/2016/5/11/chartex" xmlns:cx6="http://schemas.microsoft.com/office/drawing/2016/5/12/chartex" xmlns:cx7="http://schemas.microsoft.com/office/drawing/2016/5/13/chartex" xmlns:cx8="http://schemas.microsoft.com/office/drawing/2016/5/14/chartex" xmlns:mc="http://schemas.openxmlformats.org/markup-compatibility/2006" xmlns:aink="http://schemas.microsoft.com/office/drawing/2016/ink" xmlns:am3d="http://schemas.microsoft.com/office/drawing/2017/model3d" xmlns:o="urn:schemas-microsoft-com:office:office" xmlns:oel="http://schemas.microsoft.com/office/2019/extlst" xmlns:r="http://schemas.openxmlformats.org/officeDocument/2006/relationships" xmlns:m="http://schemas.openxmlformats.org/officeDocument/2006/math" xmlns:v="urn:schemas-microsoft-com:vml" xmlns:wp14="http://schemas.microsoft.com/office/word/2010/wordprocessingDrawing" xmlns:wp="http://schemas.openxmlformats.org/drawingml/2006/wordprocessingDrawing" xmlns:w10="urn:schemas-microsoft-com:office:word" xmlns:w="http://schemas.openxmlformats.org/wordprocessingml/2006/main" xmlns:w14="http://schemas.microsoft.com/office/word/2010/wordml" xmlns:w15="http://schemas.microsoft.com/office/word/2012/wordml" xmlns:w16cex="http://schemas.microsoft.com/office/word/2018/wordml/cex" xmlns:w16cid="http://schemas.microsoft.com/office/word/2016/wordml/cid" xmlns:w16="http://schemas.microsoft.com/office/word/2018/wordml" xmlns:w16sdtdh="http://schemas.microsoft.com/office/word/2020/wordml/sdtdatahash" xmlns:w16se="http://schemas.microsoft.com/office/word/2015/wordml/symex" xmlns:wpg="http://schemas.microsoft.com/office/word/2010/wordprocessingGroup" xmlns:wpi="http://schemas.microsoft.com/office/word/2010/wordprocessingInk" xmlns:wne="http://schemas.microsoft.com/office/word/2006/wordml" xmlns:wps="http://schemas.microsoft.com/office/word/2010/wordprocessingShape" mc:Ignorable="w14 w15 w16se w16cid w16 w16cex w16sdtdh wp14">
+<w:hdr xmlns:wpc="http://schemas.microsoft.com/office/word/2010/wordprocessingCanvas" xmlns:cx="http://schemas.microsoft.com/office/drawing/2014/chartex" xmlns:cx1="http://schemas.microsoft.com/office/drawing/2015/9/8/chartex" xmlns:cx2="http://schemas.microsoft.com/office/drawing/2015/10/21/chartex" xmlns:cx3="http://schemas.microsoft.com/office/drawing/2016/5/9/chartex" xmlns:cx4="http://schemas.microsoft.com/office/drawing/2016/5/10/chartex" xmlns:cx5="http://schemas.microsoft.com/office/drawing/2016/5/11/chartex" xmlns:cx6="http://schemas.microsoft.com/office/drawing/2016/5/12/chartex" xmlns:cx7="http://schemas.microsoft.com/office/drawing/2016/5/13/chartex" xmlns:cx8="http://schemas.microsoft.com/office/drawing/2016/5/14/chartex" xmlns:mc="http://schemas.openxmlformats.org/markup-compatibility/2006" xmlns:aink="http://schemas.microsoft.com/office/drawing/2016/ink" xmlns:am3d="http://schemas.microsoft.com/office/drawing/2017/model3d" xmlns:o="urn:schemas-microsoft-com:office:office" xmlns:oel="http://schemas.microsoft.com/office/2019/extlst" xmlns:r="http://schemas.openxmlformats.org/officeDocument/2006/relationships" xmlns:m="http://schemas.openxmlformats.org/officeDocument/2006/math" xmlns:v="urn:schemas-microsoft-com:vml" xmlns:wp14="http://schemas.microsoft.com/office/word/2010/wordprocessingDrawing" xmlns:wp="http://schemas.openxmlformats.org/drawingml/2006/wordprocessingDrawing" xmlns:w10="urn:schemas-microsoft-com:office:word" xmlns:w="http://schemas.openxmlformats.org/wordprocessingml/2006/main" xmlns:w14="http://schemas.microsoft.com/office/word/2010/wordml" xmlns:w15="http://schemas.microsoft.com/office/word/2012/wordml" xmlns:w16cex="http://schemas.microsoft.com/office/word/2018/wordml/cex" xmlns:w16cid="http://schemas.microsoft.com/office/word/2016/wordml/cid" xmlns:w16="http://schemas.microsoft.com/office/word/2018/wordml" xmlns:w16du="http://schemas.microsoft.com/office/word/2023/wordml/word16du" xmlns:w16sdtdh="http://schemas.microsoft.com/office/word/2020/wordml/sdtdatahash" xmlns:w16sdtfl="http://schemas.microsoft.com/office/word/2024/wordml/sdtformatlock" xmlns:w16se="http://schemas.microsoft.com/office/word/2015/wordml/symex" xmlns:wpg="http://schemas.microsoft.com/office/word/2010/wordprocessingGroup" xmlns:wpi="http://schemas.microsoft.com/office/word/2010/wordprocessingInk" xmlns:wne="http://schemas.microsoft.com/office/word/2006/wordml" xmlns:wps="http://schemas.microsoft.com/office/word/2010/wordprocessingShape" mc:Ignorable="w14 w15 w16se w16cid w16 w16cex w16sdtdh w16sdtfl w16du wp14">
   <w:p>
     <w:pPr>
       <w:pStyle w:val="Header"/>
@@ -448,7 +465,7 @@
     <w:r>
       <w:tab/>
       <w:tab/>
-      <w:t>2026-06-17</w:t>
+      <w:t>2026-06-18</w:t>
       <w:br/>
       <w:br/>
     </w:r>
@@ -461,7 +478,7 @@
 </file>
 
 <file path=word/numbering.xml><?xml version="1.0" encoding="utf-8"?>
-<w:numbering xmlns:wpc="http://schemas.microsoft.com/office/word/2010/wordprocessingCanvas" xmlns:cx="http://schemas.microsoft.com/office/drawing/2014/chartex" xmlns:cx1="http://schemas.microsoft.com/office/drawing/2015/9/8/chartex" xmlns:cx2="http://schemas.microsoft.com/office/drawing/2015/10/21/chartex" xmlns:cx3="http://schemas.microsoft.com/office/drawing/2016/5/9/chartex" xmlns:cx4="http://schemas.microsoft.com/office/drawing/2016/5/10/chartex" xmlns:cx5="http://schemas.microsoft.com/office/drawing/2016/5/11/chartex" xmlns:cx6="http://schemas.microsoft.com/office/drawing/2016/5/12/chartex" xmlns:cx7="http://schemas.microsoft.com/office/drawing/2016/5/13/chartex" xmlns:cx8="http://schemas.microsoft.com/office/drawing/2016/5/14/chartex" xmlns:mc="http://schemas.openxmlformats.org/markup-compatibility/2006" xmlns:aink="http://schemas.microsoft.com/office/drawing/2016/ink" xmlns:am3d="http://schemas.microsoft.com/office/drawing/2017/model3d" xmlns:o="urn:schemas-microsoft-com:office:office" xmlns:oel="http://schemas.microsoft.com/office/2019/extlst" xmlns:r="http://schemas.openxmlformats.org/officeDocument/2006/relationships" xmlns:m="http://schemas.openxmlformats.org/officeDocument/2006/math" xmlns:v="urn:schemas-microsoft-com:vml" xmlns:wp14="http://schemas.microsoft.com/office/word/2010/wordprocessingDrawing" xmlns:wp="http://schemas.openxmlformats.org/drawingml/2006/wordprocessingDrawing" xmlns:w10="urn:schemas-microsoft-com:office:word" xmlns:w="http://schemas.openxmlformats.org/wordprocessingml/2006/main" xmlns:w14="http://schemas.microsoft.com/office/word/2010/wordml" xmlns:w15="http://schemas.microsoft.com/office/word/2012/wordml" xmlns:w16cex="http://schemas.microsoft.com/office/word/2018/wordml/cex" xmlns:w16cid="http://schemas.microsoft.com/office/word/2016/wordml/cid" xmlns:w16="http://schemas.microsoft.com/office/word/2018/wordml" xmlns:w16sdtdh="http://schemas.microsoft.com/office/word/2020/wordml/sdtdatahash" xmlns:w16se="http://schemas.microsoft.com/office/word/2015/wordml/symex" xmlns:wpg="http://schemas.microsoft.com/office/word/2010/wordprocessingGroup" xmlns:wpi="http://schemas.microsoft.com/office/word/2010/wordprocessingInk" xmlns:wne="http://schemas.microsoft.com/office/word/2006/wordml" xmlns:wps="http://schemas.microsoft.com/office/word/2010/wordprocessingShape" mc:Ignorable="w14 w15 w16se w16cid w16 w16cex w16sdtdh wp14">
+<w:numbering xmlns:wpc="http://schemas.microsoft.com/office/word/2010/wordprocessingCanvas" xmlns:cx="http://schemas.microsoft.com/office/drawing/2014/chartex" xmlns:cx1="http://schemas.microsoft.com/office/drawing/2015/9/8/chartex" xmlns:cx2="http://schemas.microsoft.com/office/drawing/2015/10/21/chartex" xmlns:cx3="http://schemas.microsoft.com/office/drawing/2016/5/9/chartex" xmlns:cx4="http://schemas.microsoft.com/office/drawing/2016/5/10/chartex" xmlns:cx5="http://schemas.microsoft.com/office/drawing/2016/5/11/chartex" xmlns:cx6="http://schemas.microsoft.com/office/drawing/2016/5/12/chartex" xmlns:cx7="http://schemas.microsoft.com/office/drawing/2016/5/13/chartex" xmlns:cx8="http://schemas.microsoft.com/office/drawing/2016/5/14/chartex" xmlns:mc="http://schemas.openxmlformats.org/markup-compatibility/2006" xmlns:aink="http://schemas.microsoft.com/office/drawing/2016/ink" xmlns:am3d="http://schemas.microsoft.com/office/drawing/2017/model3d" xmlns:o="urn:schemas-microsoft-com:office:office" xmlns:oel="http://schemas.microsoft.com/office/2019/extlst" xmlns:r="http://schemas.openxmlformats.org/officeDocument/2006/relationships" xmlns:m="http://schemas.openxmlformats.org/officeDocument/2006/math" xmlns:v="urn:schemas-microsoft-com:vml" xmlns:wp14="http://schemas.microsoft.com/office/word/2010/wordprocessingDrawing" xmlns:wp="http://schemas.openxmlformats.org/drawingml/2006/wordprocessingDrawing" xmlns:w10="urn:schemas-microsoft-com:office:word" xmlns:w="http://schemas.openxmlformats.org/wordprocessingml/2006/main" xmlns:w14="http://schemas.microsoft.com/office/word/2010/wordml" xmlns:w15="http://schemas.microsoft.com/office/word/2012/wordml" xmlns:w16cex="http://schemas.microsoft.com/office/word/2018/wordml/cex" xmlns:w16cid="http://schemas.microsoft.com/office/word/2016/wordml/cid" xmlns:w16="http://schemas.microsoft.com/office/word/2018/wordml" xmlns:w16du="http://schemas.microsoft.com/office/word/2023/wordml/word16du" xmlns:w16sdtdh="http://schemas.microsoft.com/office/word/2020/wordml/sdtdatahash" xmlns:w16sdtfl="http://schemas.microsoft.com/office/word/2024/wordml/sdtformatlock" xmlns:w16se="http://schemas.microsoft.com/office/word/2015/wordml/symex" xmlns:wpg="http://schemas.microsoft.com/office/word/2010/wordprocessingGroup" xmlns:wpi="http://schemas.microsoft.com/office/word/2010/wordprocessingInk" xmlns:wne="http://schemas.microsoft.com/office/word/2006/wordml" xmlns:wps="http://schemas.microsoft.com/office/word/2010/wordprocessingShape" mc:Ignorable="w14 w15 w16se w16cid w16 w16cex w16sdtdh w16sdtfl w16du wp14">
   <w:abstractNum w:abstractNumId="0" w15:restartNumberingAfterBreak="0">
     <w:nsid w:val="FFFFFF7C"/>
     <w:multiLevelType w:val="singleLevel"/>
@@ -664,7 +681,7 @@
 </file>
 
 <file path=word/styles.xml><?xml version="1.0" encoding="utf-8"?>
-<w:styles xmlns:mc="http://schemas.openxmlformats.org/markup-compatibility/2006" xmlns:r="http://schemas.openxmlformats.org/officeDocument/2006/relationships" xmlns:w="http://schemas.openxmlformats.org/wordprocessingml/2006/main" xmlns:w14="http://schemas.microsoft.com/office/word/2010/wordml" xmlns:w15="http://schemas.microsoft.com/office/word/2012/wordml" xmlns:w16cex="http://schemas.microsoft.com/office/word/2018/wordml/cex" xmlns:w16cid="http://schemas.microsoft.com/office/word/2016/wordml/cid" xmlns:w16="http://schemas.microsoft.com/office/word/2018/wordml" xmlns:w16sdtdh="http://schemas.microsoft.com/office/word/2020/wordml/sdtdatahash" xmlns:w16se="http://schemas.microsoft.com/office/word/2015/wordml/symex" mc:Ignorable="w14 w15 w16se w16cid w16 w16cex w16sdtdh">
+<w:styles xmlns:mc="http://schemas.openxmlformats.org/markup-compatibility/2006" xmlns:r="http://schemas.openxmlformats.org/officeDocument/2006/relationships" xmlns:w="http://schemas.openxmlformats.org/wordprocessingml/2006/main" xmlns:w14="http://schemas.microsoft.com/office/word/2010/wordml" xmlns:w15="http://schemas.microsoft.com/office/word/2012/wordml" xmlns:w16cex="http://schemas.microsoft.com/office/word/2018/wordml/cex" xmlns:w16cid="http://schemas.microsoft.com/office/word/2016/wordml/cid" xmlns:w16="http://schemas.microsoft.com/office/word/2018/wordml" xmlns:w16du="http://schemas.microsoft.com/office/word/2023/wordml/word16du" xmlns:w16sdtdh="http://schemas.microsoft.com/office/word/2020/wordml/sdtdatahash" xmlns:w16sdtfl="http://schemas.microsoft.com/office/word/2024/wordml/sdtformatlock" xmlns:w16se="http://schemas.microsoft.com/office/word/2015/wordml/symex" mc:Ignorable="w14 w15 w16se w16cid w16 w16cex w16sdtdh w16sdtfl w16du">
   <w:docDefaults>
     <w:rPrDefault>
       <w:rPr>
@@ -1422,7 +1439,7 @@
     <w:link w:val="TitleChar"/>
     <w:uiPriority w:val="10"/>
     <w:qFormat/>
-    <w:rsid w:val="007106C8"/>
+    <w:rsid w:val="00E854FA"/>
     <w:pPr>
       <w:spacing w:after="300" w:line="240" w:lineRule="auto"/>
       <w:contextualSpacing/>
@@ -1432,7 +1449,7 @@
       <w:rFonts w:eastAsiaTheme="majorEastAsia" w:cstheme="majorBidi"/>
       <w:spacing w:val="5"/>
       <w:kern w:val="28"/>
-      <w:sz w:val="52"/>
+      <w:sz w:val="40"/>
       <w:szCs w:val="52"/>
       <w:lang w:val="sv-SE" w:eastAsia="en-US" w:bidi="ar-SA"/>
     </w:rPr>
@@ -1442,12 +1459,12 @@
     <w:basedOn w:val="DefaultParagraphFont"/>
     <w:link w:val="Title"/>
     <w:uiPriority w:val="10"/>
-    <w:rsid w:val="007106C8"/>
+    <w:rsid w:val="00E854FA"/>
     <w:rPr>
       <w:rFonts w:ascii="Times New Roman" w:eastAsiaTheme="majorEastAsia" w:hAnsi="Times New Roman" w:cstheme="majorBidi"/>
       <w:spacing w:val="5"/>
       <w:kern w:val="28"/>
-      <w:sz w:val="52"/>
+      <w:sz w:val="40"/>
       <w:szCs w:val="52"/>
       <w:lang w:val="sv-SE" w:eastAsia="en-US" w:bidi="ar-SA"/>
     </w:rPr>

--- a/tillsyn/A 58422-2025 tillsynsbegäran.docx
+++ b/tillsyn/A 58422-2025 tillsynsbegäran.docx
@@ -465,7 +465,7 @@
     <w:r>
       <w:tab/>
       <w:tab/>
-      <w:t>2026-06-18</w:t>
+      <w:t>2026-06-19</w:t>
       <w:br/>
       <w:br/>
     </w:r>

--- a/tillsyn/A 58422-2025 tillsynsbegäran.docx
+++ b/tillsyn/A 58422-2025 tillsynsbegäran.docx
@@ -465,7 +465,7 @@
     <w:r>
       <w:tab/>
       <w:tab/>
-      <w:t>2026-06-19</w:t>
+      <w:t>2026-06-20</w:t>
       <w:br/>
       <w:br/>
     </w:r>

--- a/tillsyn/A 58422-2025 tillsynsbegäran.docx
+++ b/tillsyn/A 58422-2025 tillsynsbegäran.docx
@@ -12,10 +12,7 @@
     </w:p>
     <w:p>
       <w:r>
-        <w:t>Detta dokument behandlar höga naturvärden i avverkningsanmälan A 58422-2025 i Bräcke kommun som inkom 2025-11-24 och omfattar 11,0 ha.</w:t>
-      </w:r>
-      <w:r>
-        <w:t xml:space="preserve"> I Figur 1 visas fyndplatser för naturvårdsarter i området, som finns registrerade på Artportalen.</w:t>
+        <w:t>Denna tillsynsbegäran behandlar höga naturvärden i avverkningsanmälan A 58422-2025 i Bräcke kommun som inkom 2025-11-24 och omfattar 11,0 ha.</w:t>
       </w:r>
     </w:p>
     <w:p>
@@ -63,7 +60,20 @@
         <w:spacing w:after="240"/>
       </w:pPr>
       <w:r>
-        <w:t>Figur 1. Fyndplatser för naturvårdsarter i och inom 17 meter från avverkningsanmälan (röd linje). Inom parentes anges rödlistekategorier, S för signalarter, Tför typiska arter och fridlysningsparagrafer i artskyddsförordningen.Markörer utan svart kant är placerade på fyndplatsen. Markörer med svart kant är placerade vid sidan av fyndplatsen och har ett svart streck som visar fyndplatsens exakta position. Kartans mittpunktskoordinat är N 6956449, E 510459 i SWEREF 99 TM.</w:t>
+        <w:t>Figur 1. Fyndplatser för naturvårdsarter i och inom 17 meter från avverkningsanmälan. Markörer utan svart kant är placerade på fyndplatsen. Markörer med svart kant är placerade vid sidan av fyndplatsen har ett svart streck som visar fyndplatsens exakta position. Kartans mittpunktskoordinat är N 6956449, E 510459 i SWEREF 99 TM.</w:t>
+      </w:r>
+    </w:p>
+    <w:p>
+      <w:r>
+        <w:t>I och inom 17 meter från avverkningsanmälan finns fynd av 3 naturvårdsarter, varav 3 är rödlistade, 1 är fridlyst och 3 är typiska (T): doftticka (VU, T, §8), dropptaggsvamp (NT, T) och lunglav (NT, T). Se Figur 1.</w:t>
+      </w:r>
+    </w:p>
+    <w:p>
+      <w:pPr>
+        <w:pStyle w:val="Heading1"/>
+      </w:pPr>
+      <w:r>
+        <w:t>Tillsynsbegäran</w:t>
       </w:r>
     </w:p>
     <w:p>
@@ -77,39 +87,16 @@
       </w:r>
     </w:p>
     <w:p>
-      <w:r>
-        <w:t>Nedan beskrivs fynd av naturvårdsarter och fridlysta arter som gjorts i det avverkningsanmälda området. I BILAGA 1 finns artfakta om rödlistade arter.</w:t>
-      </w:r>
-    </w:p>
-    <w:p>
       <w:pPr>
         <w:pStyle w:val="Heading1"/>
       </w:pPr>
       <w:r>
-        <w:t>Naturvårdsarter</w:t>
+        <w:t>Naturvårdsarter och fridlysta arter</w:t>
       </w:r>
     </w:p>
     <w:p>
       <w:r>
-        <w:t>I och inom 17 meter från avverkningsanmälan har följande 3 naturvårdsarter hittats: doftticka (VU, T, §8), dropptaggsvamp (NT, T) och lunglav (NT, T). Av dessa är 3 rödlistade. För rödlistade arter har rödlistekategorin angivits inom parentes. Typiska arter inom Natura 2000 som är kopplade till skogsekosystem har markerats med (T). För fridlysta arter anges även paragrafen i Artskyddsförordningen som arten är fridlyst enligt.</w:t>
-      </w:r>
-    </w:p>
-    <w:p>
-      <w:r>
-        <w:t>De påträffade naturvårdsarterna är ett tydligt kvitto på att det rör sig om en skog med höga naturvärden.</w:t>
-      </w:r>
-    </w:p>
-    <w:p>
-      <w:pPr>
-        <w:pStyle w:val="Heading2"/>
-      </w:pPr>
-      <w:r>
-        <w:t>Fridlysta arter</w:t>
-      </w:r>
-    </w:p>
-    <w:p>
-      <w:r>
-        <w:t>Följande fridlysta arter har sina livsmiljöer och växtplatser i den avverkningsanmälda skogen: doftticka (VU, T, §8).</w:t>
+        <w:t>Nedan följer beskrivningar av de naturvårdsarter och fridlysta arter som har sina livsmiljöer och växtplatser i den avverkningsanmälda skogen. Se även ytterligare artfakta i BILAGA 1. De påträffade naturvårdsarterna är ett tydligt kvitto på att det rör sig om en skog med höga naturvärden.</w:t>
       </w:r>
     </w:p>
     <w:p>
@@ -139,14 +126,6 @@
       </w:r>
       <w:r>
         <w:t>(IUCN Redlist, 2024; Nitare &amp; Skogsstyrelsen, 2019; SLU Artdatabanken, 2024).</w:t>
-      </w:r>
-    </w:p>
-    <w:p>
-      <w:pPr>
-        <w:pStyle w:val="Heading2"/>
-      </w:pPr>
-      <w:r>
-        <w:t>Övriga naturvårdsarter</w:t>
       </w:r>
     </w:p>
     <w:p>
@@ -465,7 +444,7 @@
     <w:r>
       <w:tab/>
       <w:tab/>
-      <w:t>2026-06-20</w:t>
+      <w:t>2026-06-21</w:t>
       <w:br/>
       <w:br/>
     </w:r>

--- a/tillsyn/A 58422-2025 tillsynsbegäran.docx
+++ b/tillsyn/A 58422-2025 tillsynsbegäran.docx
@@ -444,7 +444,7 @@
     <w:r>
       <w:tab/>
       <w:tab/>
-      <w:t>2026-06-21</w:t>
+      <w:t>2026-06-22</w:t>
       <w:br/>
       <w:br/>
     </w:r>
